--- a/Salons_inspection_form_report.docx
+++ b/Salons_inspection_form_report.docx
@@ -1,6 +1,6 @@
 
 <file path=word/document.xml><?xml version="1.0" encoding="utf-8"?>
-<w:document xmlns:wpc="http://schemas.microsoft.com/office/word/2010/wordprocessingCanvas" xmlns:cx="http://schemas.microsoft.com/office/drawing/2014/chartex" xmlns:cx1="http://schemas.microsoft.com/office/drawing/2015/9/8/chartex" xmlns:cx2="http://schemas.microsoft.com/office/drawing/2015/10/21/chartex" xmlns:cx3="http://schemas.microsoft.com/office/drawing/2016/5/9/chartex" xmlns:cx4="http://schemas.microsoft.com/office/drawing/2016/5/10/chartex" xmlns:cx5="http://schemas.microsoft.com/office/drawing/2016/5/11/chartex" xmlns:cx6="http://schemas.microsoft.com/office/drawing/2016/5/12/chartex" xmlns:cx7="http://schemas.microsoft.com/office/drawing/2016/5/13/chartex" xmlns:cx8="http://schemas.microsoft.com/office/drawing/2016/5/14/chartex" xmlns:mc="http://schemas.openxmlformats.org/markup-compatibility/2006" xmlns:aink="http://schemas.microsoft.com/office/drawing/2016/ink" xmlns:am3d="http://schemas.microsoft.com/office/drawing/2017/model3d" xmlns:o="urn:schemas-microsoft-com:office:office" xmlns:oel="http://schemas.microsoft.com/office/2019/extlst" xmlns:r="http://schemas.openxmlformats.org/officeDocument/2006/relationships" xmlns:m="http://schemas.openxmlformats.org/officeDocument/2006/math" xmlns:v="urn:schemas-microsoft-com:vml" xmlns:wp14="http://schemas.microsoft.com/office/word/2010/wordprocessingDrawing" xmlns:wp="http://schemas.openxmlformats.org/drawingml/2006/wordprocessingDrawing" xmlns:w10="urn:schemas-microsoft-com:office:word" xmlns:w="http://schemas.openxmlformats.org/wordprocessingml/2006/main" xmlns:w14="http://schemas.microsoft.com/office/word/2010/wordml" xmlns:w15="http://schemas.microsoft.com/office/word/2012/wordml" xmlns:w16cex="http://schemas.microsoft.com/office/word/2018/wordml/cex" xmlns:w16cid="http://schemas.microsoft.com/office/word/2016/wordml/cid" xmlns:w16="http://schemas.microsoft.com/office/word/2018/wordml" xmlns:w16du="http://schemas.microsoft.com/office/word/2023/wordml/word16du" xmlns:w16sdtdh="http://schemas.microsoft.com/office/word/2020/wordml/sdtdatahash" xmlns:w16sdtfl="http://schemas.microsoft.com/office/word/2024/wordml/sdtformatlock" xmlns:w16se="http://schemas.microsoft.com/office/word/2015/wordml/symex" xmlns:wpg="http://schemas.microsoft.com/office/word/2010/wordprocessingGroup" xmlns:wpi="http://schemas.microsoft.com/office/word/2010/wordprocessingInk" xmlns:wne="http://schemas.microsoft.com/office/word/2006/wordml" xmlns:wps="http://schemas.microsoft.com/office/word/2010/wordprocessingShape" mc:Ignorable="w14 w15 w16se w16cid w16 w16cex w16sdtdh w16sdtfl w16du wp14">
+<w:document xmlns:wpc="http://schemas.microsoft.com/office/word/2010/wordprocessingCanvas" xmlns:cx="http://schemas.microsoft.com/office/drawing/2014/chartex" xmlns:cx1="http://schemas.microsoft.com/office/drawing/2015/9/8/chartex" xmlns:cx2="http://schemas.microsoft.com/office/drawing/2015/10/21/chartex" xmlns:cx3="http://schemas.microsoft.com/office/drawing/2016/5/9/chartex" xmlns:cx4="http://schemas.microsoft.com/office/drawing/2016/5/10/chartex" xmlns:cx5="http://schemas.microsoft.com/office/drawing/2016/5/11/chartex" xmlns:cx6="http://schemas.microsoft.com/office/drawing/2016/5/12/chartex" xmlns:cx7="http://schemas.microsoft.com/office/drawing/2016/5/13/chartex" xmlns:cx8="http://schemas.microsoft.com/office/drawing/2016/5/14/chartex" xmlns:mc="http://schemas.openxmlformats.org/markup-compatibility/2006" xmlns:aink="http://schemas.microsoft.com/office/drawing/2016/ink" xmlns:am3d="http://schemas.microsoft.com/office/drawing/2017/model3d" xmlns:o="urn:schemas-microsoft-com:office:office" xmlns:oel="http://schemas.microsoft.com/office/2019/extlst" xmlns:r="http://schemas.openxmlformats.org/officeDocument/2006/relationships" xmlns:m="http://schemas.openxmlformats.org/officeDocument/2006/math" xmlns:v="urn:schemas-microsoft-com:vml" xmlns:wp14="http://schemas.microsoft.com/office/word/2010/wordprocessingDrawing" xmlns:wp="http://schemas.openxmlformats.org/drawingml/2006/wordprocessingDrawing" xmlns:w10="urn:schemas-microsoft-com:office:word" xmlns:w="http://schemas.openxmlformats.org/wordprocessingml/2006/main" xmlns:w14="http://schemas.microsoft.com/office/word/2010/wordml" xmlns:w15="http://schemas.microsoft.com/office/word/2012/wordml" xmlns:w16cei="http://schemas.microsoft.com/office/word/2026/wordml/cei" xmlns:w16cex="http://schemas.microsoft.com/office/word/2018/wordml/cex" xmlns:w16cid="http://schemas.microsoft.com/office/word/2016/wordml/cid" xmlns:w16="http://schemas.microsoft.com/office/word/2018/wordml" xmlns:w16du="http://schemas.microsoft.com/office/word/2023/wordml/word16du" xmlns:w16sdtdh="http://schemas.microsoft.com/office/word/2020/wordml/sdtdatahash" xmlns:w16sdtfl="http://schemas.microsoft.com/office/word/2024/wordml/sdtformatlock" xmlns:w16se="http://schemas.microsoft.com/office/word/2015/wordml/symex" xmlns:wpg="http://schemas.microsoft.com/office/word/2010/wordprocessingGroup" xmlns:wpi="http://schemas.microsoft.com/office/word/2010/wordprocessingInk" xmlns:wne="http://schemas.microsoft.com/office/word/2006/wordml" xmlns:wps="http://schemas.microsoft.com/office/word/2010/wordprocessingShape" mc:Ignorable="w14 w15 w16se w16cid w16 w16cex w16sdtdh w16sdtfl w16du wp14">
   <w:body>
     <w:p>
       <w:pPr>
@@ -390,7 +390,15 @@
           <w:rFonts w:ascii="Tahoma" w:hAnsi="Tahoma" w:cs="Tahoma"/>
           <w:b/>
         </w:rPr>
-        <w:t xml:space="preserve">    </w:t>
+        <w:t xml:space="preserve"> </w:t>
+      </w:r>
+      <w:proofErr w:type="gramStart"/>
+      <w:r>
+        <w:rPr>
+          <w:rFonts w:ascii="Tahoma" w:hAnsi="Tahoma" w:cs="Tahoma"/>
+          <w:b/>
+        </w:rPr>
+        <w:t xml:space="preserve">   </w:t>
       </w:r>
       <w:r>
         <w:rPr>
@@ -399,7 +407,17 @@
           <w:sz w:val="20"/>
           <w:szCs w:val="20"/>
         </w:rPr>
-        <w:t>{{</w:t>
+        <w:t>{</w:t>
+      </w:r>
+      <w:proofErr w:type="gramEnd"/>
+      <w:r>
+        <w:rPr>
+          <w:b/>
+          <w:bCs/>
+          <w:sz w:val="20"/>
+          <w:szCs w:val="20"/>
+        </w:rPr>
+        <w:t>{</w:t>
       </w:r>
       <w:r>
         <w:rPr>
@@ -1610,8 +1628,8 @@
       </w:tblPr>
       <w:tblGrid>
         <w:gridCol w:w="2965"/>
-        <w:gridCol w:w="2160"/>
-        <w:gridCol w:w="5580"/>
+        <w:gridCol w:w="2430"/>
+        <w:gridCol w:w="5310"/>
       </w:tblGrid>
       <w:tr>
         <w:trPr>
@@ -1722,7 +1740,7 @@
         </w:tc>
         <w:tc>
           <w:tcPr>
-            <w:tcW w:w="2160" w:type="dxa"/>
+            <w:tcW w:w="2430" w:type="dxa"/>
           </w:tcPr>
           <w:p>
             <w:pPr>
@@ -1750,7 +1768,7 @@
         </w:tc>
         <w:tc>
           <w:tcPr>
-            <w:tcW w:w="5580" w:type="dxa"/>
+            <w:tcW w:w="5310" w:type="dxa"/>
           </w:tcPr>
           <w:p>
             <w:pPr>
@@ -1815,7 +1833,7 @@
         </w:tc>
         <w:tc>
           <w:tcPr>
-            <w:tcW w:w="2160" w:type="dxa"/>
+            <w:tcW w:w="2430" w:type="dxa"/>
           </w:tcPr>
           <w:p>
             <w:pPr>
@@ -1855,80 +1873,8 @@
         </w:tc>
         <w:tc>
           <w:tcPr>
-            <w:tcW w:w="5580" w:type="dxa"/>
-          </w:tcPr>
-          <w:p>
-            <w:pPr>
-              <w:pStyle w:val="NoSpacing"/>
-              <w:rPr>
-                <w:rFonts w:ascii="Tahoma" w:hAnsi="Tahoma" w:cs="Tahoma"/>
-                <w:sz w:val="18"/>
-                <w:szCs w:val="18"/>
-              </w:rPr>
-            </w:pPr>
-            <w:r>
-              <w:rPr>
-                <w:rFonts w:ascii="Tahoma" w:hAnsi="Tahoma" w:cs="Tahoma"/>
-                <w:sz w:val="18"/>
-                <w:szCs w:val="18"/>
-              </w:rPr>
-              <w:t>{{</w:t>
-            </w:r>
-            <w:r>
-              <w:rPr>
-                <w:rFonts w:ascii="Tahoma" w:hAnsi="Tahoma" w:cs="Tahoma"/>
-                <w:sz w:val="18"/>
-                <w:szCs w:val="18"/>
-              </w:rPr>
-              <w:t xml:space="preserve">if </w:t>
-            </w:r>
-            <w:r>
-              <w:rPr>
-                <w:rFonts w:ascii="Tahoma" w:hAnsi="Tahoma" w:cs="Tahoma"/>
-                <w:sz w:val="18"/>
-                <w:szCs w:val="18"/>
-              </w:rPr>
-              <w:t>cleanable_material_1</w:t>
-            </w:r>
-            <w:r>
-              <w:rPr>
-                <w:rFonts w:ascii="Tahoma" w:hAnsi="Tahoma" w:cs="Tahoma"/>
-                <w:sz w:val="18"/>
-                <w:szCs w:val="18"/>
-              </w:rPr>
-              <w:t xml:space="preserve"> == </w:t>
-            </w:r>
-            <w:r>
-              <w:t>"</w:t>
-            </w:r>
-            <w:r>
-              <w:rPr>
-                <w:rFonts w:ascii="Tahoma" w:hAnsi="Tahoma" w:cs="Tahoma"/>
-                <w:sz w:val="18"/>
-                <w:szCs w:val="18"/>
-              </w:rPr>
-              <w:t>no</w:t>
-            </w:r>
-            <w:r>
-              <w:t>"</w:t>
-            </w:r>
-            <w:r>
-              <w:rPr>
-                <w:rFonts w:ascii="Tahoma" w:hAnsi="Tahoma" w:cs="Tahoma"/>
-                <w:sz w:val="18"/>
-                <w:szCs w:val="18"/>
-              </w:rPr>
-              <w:t>}}</w:t>
-            </w:r>
-            <w:r>
-              <w:rPr>
-                <w:rFonts w:ascii="Tahoma" w:hAnsi="Tahoma" w:cs="Tahoma"/>
-                <w:sz w:val="18"/>
-                <w:szCs w:val="18"/>
-              </w:rPr>
-              <w:t xml:space="preserve"> </w:t>
-            </w:r>
-          </w:p>
+            <w:tcW w:w="5310" w:type="dxa"/>
+          </w:tcPr>
           <w:p>
             <w:pPr>
               <w:pStyle w:val="NoSpacing"/>
@@ -2013,7 +1959,7 @@
         </w:tc>
         <w:tc>
           <w:tcPr>
-            <w:tcW w:w="2160" w:type="dxa"/>
+            <w:tcW w:w="2430" w:type="dxa"/>
           </w:tcPr>
           <w:p>
             <w:pPr>
@@ -2052,7 +1998,7 @@
         </w:tc>
         <w:tc>
           <w:tcPr>
-            <w:tcW w:w="5580" w:type="dxa"/>
+            <w:tcW w:w="5310" w:type="dxa"/>
           </w:tcPr>
           <w:p>
             <w:pPr>
@@ -2174,7 +2120,7 @@
         </w:tc>
         <w:tc>
           <w:tcPr>
-            <w:tcW w:w="2160" w:type="dxa"/>
+            <w:tcW w:w="2430" w:type="dxa"/>
           </w:tcPr>
           <w:p>
             <w:pPr>
@@ -2214,7 +2160,7 @@
         </w:tc>
         <w:tc>
           <w:tcPr>
-            <w:tcW w:w="5580" w:type="dxa"/>
+            <w:tcW w:w="5310" w:type="dxa"/>
           </w:tcPr>
           <w:p>
             <w:pPr>
@@ -2308,7 +2254,7 @@
         </w:tc>
         <w:tc>
           <w:tcPr>
-            <w:tcW w:w="2160" w:type="dxa"/>
+            <w:tcW w:w="2430" w:type="dxa"/>
           </w:tcPr>
           <w:p>
             <w:pPr>
@@ -2329,9 +2275,6 @@
               <w:t>{{</w:t>
             </w:r>
             <w:r>
-              <w:t xml:space="preserve"> </w:t>
-            </w:r>
-            <w:r>
               <w:rPr>
                 <w:rFonts w:ascii="Tahoma" w:hAnsi="Tahoma" w:cs="Tahoma"/>
                 <w:sz w:val="18"/>
@@ -2351,7 +2294,7 @@
         </w:tc>
         <w:tc>
           <w:tcPr>
-            <w:tcW w:w="5580" w:type="dxa"/>
+            <w:tcW w:w="5310" w:type="dxa"/>
           </w:tcPr>
           <w:p>
             <w:pPr>
@@ -2429,7 +2372,6 @@
                 <w:sz w:val="18"/>
                 <w:szCs w:val="18"/>
               </w:rPr>
-              <w:lastRenderedPageBreak/>
               <w:t>Ceiling</w:t>
             </w:r>
           </w:p>
@@ -2459,6 +2401,7 @@
                 <w:sz w:val="18"/>
                 <w:szCs w:val="18"/>
               </w:rPr>
+              <w:lastRenderedPageBreak/>
               <w:t>Dustproof</w:t>
             </w:r>
             <w:r>
@@ -2473,7 +2416,7 @@
         </w:tc>
         <w:tc>
           <w:tcPr>
-            <w:tcW w:w="2160" w:type="dxa"/>
+            <w:tcW w:w="2430" w:type="dxa"/>
           </w:tcPr>
           <w:p>
             <w:pPr>
@@ -2513,7 +2456,7 @@
         </w:tc>
         <w:tc>
           <w:tcPr>
-            <w:tcW w:w="5580" w:type="dxa"/>
+            <w:tcW w:w="5310" w:type="dxa"/>
           </w:tcPr>
           <w:p>
             <w:pPr>
@@ -2540,6 +2483,7 @@
               </w:rPr>
               <w:t>comment</w:t>
             </w:r>
+            <w:proofErr w:type="gramStart"/>
             <w:r>
               <w:rPr>
                 <w:rFonts w:ascii="Tahoma" w:hAnsi="Tahoma" w:cs="Tahoma"/>
@@ -2562,7 +2506,16 @@
                 <w:sz w:val="18"/>
                 <w:szCs w:val="18"/>
               </w:rPr>
-              <w:t>}}</w:t>
+              <w:t>}</w:t>
+            </w:r>
+            <w:proofErr w:type="gramEnd"/>
+            <w:r>
+              <w:rPr>
+                <w:rFonts w:ascii="Tahoma" w:hAnsi="Tahoma" w:cs="Tahoma"/>
+                <w:sz w:val="18"/>
+                <w:szCs w:val="18"/>
+              </w:rPr>
+              <w:t>}</w:t>
             </w:r>
           </w:p>
           <w:p>
@@ -2599,7 +2552,7 @@
         </w:tc>
         <w:tc>
           <w:tcPr>
-            <w:tcW w:w="2160" w:type="dxa"/>
+            <w:tcW w:w="2430" w:type="dxa"/>
             <w:shd w:val="clear" w:color="auto" w:fill="969696" w:themeFill="accent3"/>
           </w:tcPr>
           <w:p>
@@ -2616,7 +2569,7 @@
         </w:tc>
         <w:tc>
           <w:tcPr>
-            <w:tcW w:w="5580" w:type="dxa"/>
+            <w:tcW w:w="5310" w:type="dxa"/>
             <w:shd w:val="clear" w:color="auto" w:fill="969696" w:themeFill="accent3"/>
           </w:tcPr>
           <w:p>
@@ -2813,6 +2766,7 @@
                 <w:szCs w:val="18"/>
               </w:rPr>
             </w:pPr>
+            <w:proofErr w:type="gramStart"/>
             <w:r>
               <w:t>{{</w:t>
             </w:r>
@@ -2830,7 +2784,16 @@
                 <w:sz w:val="18"/>
                 <w:szCs w:val="18"/>
               </w:rPr>
-              <w:t>employees0</w:t>
+              <w:t>employees</w:t>
+            </w:r>
+            <w:proofErr w:type="gramEnd"/>
+            <w:r>
+              <w:rPr>
+                <w:rFonts w:ascii="Tahoma" w:hAnsi="Tahoma" w:cs="Tahoma"/>
+                <w:sz w:val="18"/>
+                <w:szCs w:val="18"/>
+              </w:rPr>
+              <w:t>0</w:t>
             </w:r>
             <w:r>
               <w:rPr>
@@ -3062,6 +3025,7 @@
                 <w:szCs w:val="18"/>
               </w:rPr>
             </w:pPr>
+            <w:proofErr w:type="gramStart"/>
             <w:r>
               <w:t>{{</w:t>
             </w:r>
@@ -3074,7 +3038,16 @@
                 <w:sz w:val="18"/>
                 <w:szCs w:val="18"/>
               </w:rPr>
-              <w:t>different_sexes</w:t>
+              <w:t>different</w:t>
+            </w:r>
+            <w:proofErr w:type="gramEnd"/>
+            <w:r>
+              <w:rPr>
+                <w:rFonts w:ascii="Tahoma" w:hAnsi="Tahoma" w:cs="Tahoma"/>
+                <w:sz w:val="18"/>
+                <w:szCs w:val="18"/>
+              </w:rPr>
+              <w:t>_sexes</w:t>
             </w:r>
             <w:r>
               <w:rPr>
@@ -3415,6 +3388,7 @@
                 <w:szCs w:val="18"/>
               </w:rPr>
             </w:pPr>
+            <w:proofErr w:type="gramStart"/>
             <w:r>
               <w:t>{{</w:t>
             </w:r>
@@ -3427,7 +3401,16 @@
                 <w:sz w:val="18"/>
                 <w:szCs w:val="18"/>
               </w:rPr>
-              <w:t>hot_and_cold</w:t>
+              <w:t>hot</w:t>
+            </w:r>
+            <w:proofErr w:type="gramEnd"/>
+            <w:r>
+              <w:rPr>
+                <w:rFonts w:ascii="Tahoma" w:hAnsi="Tahoma" w:cs="Tahoma"/>
+                <w:sz w:val="18"/>
+                <w:szCs w:val="18"/>
+              </w:rPr>
+              <w:t>_and_cold</w:t>
             </w:r>
             <w:r>
               <w:rPr>
@@ -3580,6 +3563,7 @@
                 <w:szCs w:val="18"/>
               </w:rPr>
             </w:pPr>
+            <w:proofErr w:type="gramStart"/>
             <w:r>
               <w:t>{{</w:t>
             </w:r>
@@ -3592,7 +3576,16 @@
                 <w:sz w:val="18"/>
                 <w:szCs w:val="18"/>
               </w:rPr>
-              <w:t>working_surface</w:t>
+              <w:t>working</w:t>
+            </w:r>
+            <w:proofErr w:type="gramEnd"/>
+            <w:r>
+              <w:rPr>
+                <w:rFonts w:ascii="Tahoma" w:hAnsi="Tahoma" w:cs="Tahoma"/>
+                <w:sz w:val="18"/>
+                <w:szCs w:val="18"/>
+              </w:rPr>
+              <w:t>_surface</w:t>
             </w:r>
             <w:r>
               <w:rPr>
@@ -3750,6 +3743,7 @@
               </w:rPr>
               <w:t xml:space="preserve"> </w:t>
             </w:r>
+            <w:proofErr w:type="gramStart"/>
             <w:r>
               <w:rPr>
                 <w:rFonts w:ascii="Tahoma" w:hAnsi="Tahoma" w:cs="Tahoma"/>
@@ -3760,6 +3754,7 @@
               </w:rPr>
               <w:t>table tops</w:t>
             </w:r>
+            <w:proofErr w:type="gramEnd"/>
           </w:p>
         </w:tc>
       </w:tr>
@@ -3820,6 +3815,7 @@
                 <w:szCs w:val="18"/>
               </w:rPr>
             </w:pPr>
+            <w:proofErr w:type="gramStart"/>
             <w:r>
               <w:t>{{</w:t>
             </w:r>
@@ -3834,6 +3830,7 @@
               </w:rPr>
               <w:t>durable</w:t>
             </w:r>
+            <w:proofErr w:type="gramEnd"/>
             <w:r>
               <w:rPr>
                 <w:rFonts w:ascii="Tahoma" w:hAnsi="Tahoma" w:cs="Tahoma"/>
@@ -3943,6 +3940,7 @@
                 <w:szCs w:val="18"/>
               </w:rPr>
             </w:pPr>
+            <w:proofErr w:type="gramStart"/>
             <w:r>
               <w:t>{{</w:t>
             </w:r>
@@ -3955,7 +3953,16 @@
                 <w:sz w:val="18"/>
                 <w:szCs w:val="18"/>
               </w:rPr>
-              <w:t>cleanable_mat1</w:t>
+              <w:t>cleanable</w:t>
+            </w:r>
+            <w:proofErr w:type="gramEnd"/>
+            <w:r>
+              <w:rPr>
+                <w:rFonts w:ascii="Tahoma" w:hAnsi="Tahoma" w:cs="Tahoma"/>
+                <w:sz w:val="18"/>
+                <w:szCs w:val="18"/>
+              </w:rPr>
+              <w:t>_mat1</w:t>
             </w:r>
             <w:r>
               <w:rPr>
@@ -4084,6 +4091,7 @@
                 <w:szCs w:val="18"/>
               </w:rPr>
             </w:pPr>
+            <w:proofErr w:type="gramStart"/>
             <w:r>
               <w:t>{{</w:t>
             </w:r>
@@ -4096,7 +4104,16 @@
                 <w:sz w:val="18"/>
                 <w:szCs w:val="18"/>
               </w:rPr>
-              <w:t>adequate_cupboards</w:t>
+              <w:t>adequate</w:t>
+            </w:r>
+            <w:proofErr w:type="gramEnd"/>
+            <w:r>
+              <w:rPr>
+                <w:rFonts w:ascii="Tahoma" w:hAnsi="Tahoma" w:cs="Tahoma"/>
+                <w:sz w:val="18"/>
+                <w:szCs w:val="18"/>
+              </w:rPr>
+              <w:t>_cupboards</w:t>
             </w:r>
             <w:r>
               <w:rPr>
@@ -4497,6 +4514,7 @@
                 <w:szCs w:val="18"/>
               </w:rPr>
             </w:pPr>
+            <w:proofErr w:type="gramStart"/>
             <w:r>
               <w:t>{{</w:t>
             </w:r>
@@ -4509,7 +4527,16 @@
                 <w:sz w:val="18"/>
                 <w:szCs w:val="18"/>
               </w:rPr>
-              <w:t>personal_belongings</w:t>
+              <w:t>personal</w:t>
+            </w:r>
+            <w:proofErr w:type="gramEnd"/>
+            <w:r>
+              <w:rPr>
+                <w:rFonts w:ascii="Tahoma" w:hAnsi="Tahoma" w:cs="Tahoma"/>
+                <w:sz w:val="18"/>
+                <w:szCs w:val="18"/>
+              </w:rPr>
+              <w:t>_belongings</w:t>
             </w:r>
             <w:r>
               <w:rPr>
@@ -4620,6 +4647,7 @@
                 <w:szCs w:val="18"/>
               </w:rPr>
             </w:pPr>
+            <w:proofErr w:type="gramStart"/>
             <w:r>
               <w:t>{{</w:t>
             </w:r>
@@ -4632,7 +4660,16 @@
                 <w:sz w:val="18"/>
                 <w:szCs w:val="18"/>
               </w:rPr>
-              <w:t>hand_basin</w:t>
+              <w:t>hand</w:t>
+            </w:r>
+            <w:proofErr w:type="gramEnd"/>
+            <w:r>
+              <w:rPr>
+                <w:rFonts w:ascii="Tahoma" w:hAnsi="Tahoma" w:cs="Tahoma"/>
+                <w:sz w:val="18"/>
+                <w:szCs w:val="18"/>
+              </w:rPr>
+              <w:t>_basin</w:t>
             </w:r>
             <w:r>
               <w:rPr>
@@ -4741,6 +4778,7 @@
                 <w:szCs w:val="18"/>
               </w:rPr>
             </w:pPr>
+            <w:proofErr w:type="gramStart"/>
             <w:r>
               <w:t>{{</w:t>
             </w:r>
@@ -4753,7 +4791,16 @@
                 <w:sz w:val="18"/>
                 <w:szCs w:val="18"/>
               </w:rPr>
-              <w:t>hot_cold</w:t>
+              <w:t>hot</w:t>
+            </w:r>
+            <w:proofErr w:type="gramEnd"/>
+            <w:r>
+              <w:rPr>
+                <w:rFonts w:ascii="Tahoma" w:hAnsi="Tahoma" w:cs="Tahoma"/>
+                <w:sz w:val="18"/>
+                <w:szCs w:val="18"/>
+              </w:rPr>
+              <w:t>_cold</w:t>
             </w:r>
             <w:r>
               <w:rPr>
@@ -4926,6 +4973,7 @@
                 <w:szCs w:val="18"/>
               </w:rPr>
             </w:pPr>
+            <w:proofErr w:type="gramStart"/>
             <w:r>
               <w:t>{{</w:t>
             </w:r>
@@ -4938,7 +4986,16 @@
                 <w:sz w:val="18"/>
                 <w:szCs w:val="18"/>
               </w:rPr>
-              <w:t>adequate_refuse</w:t>
+              <w:t>adequate</w:t>
+            </w:r>
+            <w:proofErr w:type="gramEnd"/>
+            <w:r>
+              <w:rPr>
+                <w:rFonts w:ascii="Tahoma" w:hAnsi="Tahoma" w:cs="Tahoma"/>
+                <w:sz w:val="18"/>
+                <w:szCs w:val="18"/>
+              </w:rPr>
+              <w:t>_refuse</w:t>
             </w:r>
             <w:r>
               <w:rPr>
@@ -5110,6 +5167,7 @@
                 <w:szCs w:val="18"/>
               </w:rPr>
             </w:pPr>
+            <w:proofErr w:type="gramStart"/>
             <w:r>
               <w:t>{{</w:t>
             </w:r>
@@ -5122,7 +5180,16 @@
                 <w:sz w:val="18"/>
                 <w:szCs w:val="18"/>
               </w:rPr>
-              <w:t>clean_sanitary</w:t>
+              <w:t>clean</w:t>
+            </w:r>
+            <w:proofErr w:type="gramEnd"/>
+            <w:r>
+              <w:rPr>
+                <w:rFonts w:ascii="Tahoma" w:hAnsi="Tahoma" w:cs="Tahoma"/>
+                <w:sz w:val="18"/>
+                <w:szCs w:val="18"/>
+              </w:rPr>
+              <w:t>_sanitary</w:t>
             </w:r>
             <w:r>
               <w:rPr>
@@ -5241,6 +5308,7 @@
                 <w:szCs w:val="18"/>
               </w:rPr>
             </w:pPr>
+            <w:proofErr w:type="gramStart"/>
             <w:r>
               <w:t>{{</w:t>
             </w:r>
@@ -5253,7 +5321,16 @@
                 <w:sz w:val="18"/>
                 <w:szCs w:val="18"/>
               </w:rPr>
-              <w:t>instruments_disinfected</w:t>
+              <w:t>instruments</w:t>
+            </w:r>
+            <w:proofErr w:type="gramEnd"/>
+            <w:r>
+              <w:rPr>
+                <w:rFonts w:ascii="Tahoma" w:hAnsi="Tahoma" w:cs="Tahoma"/>
+                <w:sz w:val="18"/>
+                <w:szCs w:val="18"/>
+              </w:rPr>
+              <w:t>_disinfected</w:t>
             </w:r>
             <w:r>
               <w:rPr>
@@ -5390,6 +5467,7 @@
                 <w:szCs w:val="18"/>
               </w:rPr>
             </w:pPr>
+            <w:proofErr w:type="gramStart"/>
             <w:r>
               <w:t>{{</w:t>
             </w:r>
@@ -5402,7 +5480,16 @@
                 <w:sz w:val="18"/>
                 <w:szCs w:val="18"/>
               </w:rPr>
-              <w:t>type_disinfectant</w:t>
+              <w:t>type</w:t>
+            </w:r>
+            <w:proofErr w:type="gramEnd"/>
+            <w:r>
+              <w:rPr>
+                <w:rFonts w:ascii="Tahoma" w:hAnsi="Tahoma" w:cs="Tahoma"/>
+                <w:sz w:val="18"/>
+                <w:szCs w:val="18"/>
+              </w:rPr>
+              <w:t>_disinfectant</w:t>
             </w:r>
             <w:r>
               <w:rPr>
@@ -5504,8 +5591,18 @@
                 <w:sz w:val="18"/>
                 <w:szCs w:val="18"/>
               </w:rPr>
-              <w:t>If bloo:sterilizer</w:t>
-            </w:r>
+              <w:t xml:space="preserve">If </w:t>
+            </w:r>
+            <w:proofErr w:type="gramStart"/>
+            <w:r>
+              <w:rPr>
+                <w:rFonts w:ascii="Tahoma" w:hAnsi="Tahoma" w:cs="Tahoma"/>
+                <w:sz w:val="18"/>
+                <w:szCs w:val="18"/>
+              </w:rPr>
+              <w:t>bloo:sterilizer</w:t>
+            </w:r>
+            <w:proofErr w:type="gramEnd"/>
           </w:p>
         </w:tc>
         <w:tc>
@@ -5521,6 +5618,7 @@
                 <w:szCs w:val="18"/>
               </w:rPr>
             </w:pPr>
+            <w:proofErr w:type="gramStart"/>
             <w:r>
               <w:t>{{</w:t>
             </w:r>
@@ -5533,7 +5631,16 @@
                 <w:sz w:val="18"/>
                 <w:szCs w:val="18"/>
               </w:rPr>
-              <w:t>blood_sterilizer</w:t>
+              <w:t>blood</w:t>
+            </w:r>
+            <w:proofErr w:type="gramEnd"/>
+            <w:r>
+              <w:rPr>
+                <w:rFonts w:ascii="Tahoma" w:hAnsi="Tahoma" w:cs="Tahoma"/>
+                <w:sz w:val="18"/>
+                <w:szCs w:val="18"/>
+              </w:rPr>
+              <w:t>_sterilizer</w:t>
             </w:r>
             <w:r>
               <w:rPr>
@@ -5670,6 +5777,7 @@
                 <w:szCs w:val="18"/>
               </w:rPr>
             </w:pPr>
+            <w:proofErr w:type="gramStart"/>
             <w:r>
               <w:t>{{</w:t>
             </w:r>
@@ -5682,7 +5790,16 @@
                 <w:sz w:val="18"/>
                 <w:szCs w:val="18"/>
               </w:rPr>
-              <w:t>type_sterilizer</w:t>
+              <w:t>type</w:t>
+            </w:r>
+            <w:proofErr w:type="gramEnd"/>
+            <w:r>
+              <w:rPr>
+                <w:rFonts w:ascii="Tahoma" w:hAnsi="Tahoma" w:cs="Tahoma"/>
+                <w:sz w:val="18"/>
+                <w:szCs w:val="18"/>
+              </w:rPr>
+              <w:t>_sterilizer</w:t>
             </w:r>
             <w:r>
               <w:rPr>
@@ -6015,6 +6132,7 @@
                 <w:szCs w:val="18"/>
               </w:rPr>
             </w:pPr>
+            <w:proofErr w:type="gramStart"/>
             <w:r>
               <w:t>{{</w:t>
             </w:r>
@@ -6027,7 +6145,16 @@
                 <w:sz w:val="18"/>
                 <w:szCs w:val="18"/>
               </w:rPr>
-              <w:t>waterproof_apron</w:t>
+              <w:t>waterproof</w:t>
+            </w:r>
+            <w:proofErr w:type="gramEnd"/>
+            <w:r>
+              <w:rPr>
+                <w:rFonts w:ascii="Tahoma" w:hAnsi="Tahoma" w:cs="Tahoma"/>
+                <w:sz w:val="18"/>
+                <w:szCs w:val="18"/>
+              </w:rPr>
+              <w:t>_apron</w:t>
             </w:r>
             <w:r>
               <w:rPr>
@@ -6146,6 +6273,7 @@
                 <w:szCs w:val="18"/>
               </w:rPr>
             </w:pPr>
+            <w:proofErr w:type="gramStart"/>
             <w:r>
               <w:t>{{</w:t>
             </w:r>
@@ -6160,6 +6288,7 @@
               </w:rPr>
               <w:t>gloves</w:t>
             </w:r>
+            <w:proofErr w:type="gramEnd"/>
             <w:r>
               <w:rPr>
                 <w:rFonts w:ascii="Tahoma" w:hAnsi="Tahoma" w:cs="Tahoma"/>
@@ -6295,6 +6424,7 @@
                 <w:szCs w:val="18"/>
               </w:rPr>
             </w:pPr>
+            <w:proofErr w:type="gramStart"/>
             <w:r>
               <w:t>{{</w:t>
             </w:r>
@@ -6307,7 +6437,16 @@
                 <w:sz w:val="18"/>
                 <w:szCs w:val="18"/>
               </w:rPr>
-              <w:t>dust_mask</w:t>
+              <w:t>dust</w:t>
+            </w:r>
+            <w:proofErr w:type="gramEnd"/>
+            <w:r>
+              <w:rPr>
+                <w:rFonts w:ascii="Tahoma" w:hAnsi="Tahoma" w:cs="Tahoma"/>
+                <w:sz w:val="18"/>
+                <w:szCs w:val="18"/>
+              </w:rPr>
+              <w:t>_mask</w:t>
             </w:r>
             <w:r>
               <w:rPr>
@@ -6516,6 +6655,7 @@
                 <w:szCs w:val="18"/>
               </w:rPr>
             </w:pPr>
+            <w:proofErr w:type="gramStart"/>
             <w:r>
               <w:t>{{</w:t>
             </w:r>
@@ -6528,7 +6668,16 @@
                 <w:sz w:val="18"/>
                 <w:szCs w:val="18"/>
               </w:rPr>
-              <w:t>plastic_</w:t>
+              <w:t>plastic</w:t>
+            </w:r>
+            <w:proofErr w:type="gramEnd"/>
+            <w:r>
+              <w:rPr>
+                <w:rFonts w:ascii="Tahoma" w:hAnsi="Tahoma" w:cs="Tahoma"/>
+                <w:sz w:val="18"/>
+                <w:szCs w:val="18"/>
+              </w:rPr>
+              <w:t>_</w:t>
             </w:r>
             <w:r>
               <w:rPr>
@@ -6790,6 +6939,7 @@
                 <w:szCs w:val="18"/>
               </w:rPr>
             </w:pPr>
+            <w:proofErr w:type="gramStart"/>
             <w:r>
               <w:t>{{</w:t>
             </w:r>
@@ -6802,7 +6952,16 @@
                 <w:sz w:val="18"/>
                 <w:szCs w:val="18"/>
               </w:rPr>
-              <w:t>adequate_towels</w:t>
+              <w:t>adequate</w:t>
+            </w:r>
+            <w:proofErr w:type="gramEnd"/>
+            <w:r>
+              <w:rPr>
+                <w:rFonts w:ascii="Tahoma" w:hAnsi="Tahoma" w:cs="Tahoma"/>
+                <w:sz w:val="18"/>
+                <w:szCs w:val="18"/>
+              </w:rPr>
+              <w:t>_towels</w:t>
             </w:r>
             <w:r>
               <w:rPr>
@@ -6931,6 +7090,7 @@
                 <w:szCs w:val="18"/>
               </w:rPr>
             </w:pPr>
+            <w:proofErr w:type="gramStart"/>
             <w:r>
               <w:t>{{</w:t>
             </w:r>
@@ -6945,6 +7105,7 @@
               </w:rPr>
               <w:t>laundry</w:t>
             </w:r>
+            <w:proofErr w:type="gramEnd"/>
             <w:r>
               <w:rPr>
                 <w:rFonts w:ascii="Tahoma" w:hAnsi="Tahoma" w:cs="Tahoma"/>
@@ -7080,6 +7241,7 @@
                 <w:szCs w:val="18"/>
               </w:rPr>
             </w:pPr>
+            <w:proofErr w:type="gramStart"/>
             <w:r>
               <w:t>{{</w:t>
             </w:r>
@@ -7092,7 +7254,16 @@
                 <w:sz w:val="18"/>
                 <w:szCs w:val="18"/>
               </w:rPr>
-              <w:t>no_animals</w:t>
+              <w:t>no</w:t>
+            </w:r>
+            <w:proofErr w:type="gramEnd"/>
+            <w:r>
+              <w:rPr>
+                <w:rFonts w:ascii="Tahoma" w:hAnsi="Tahoma" w:cs="Tahoma"/>
+                <w:sz w:val="18"/>
+                <w:szCs w:val="18"/>
+              </w:rPr>
+              <w:t>_animals</w:t>
             </w:r>
             <w:r>
               <w:rPr>
@@ -7425,6 +7596,7 @@
                 <w:szCs w:val="18"/>
               </w:rPr>
             </w:pPr>
+            <w:proofErr w:type="gramStart"/>
             <w:r>
               <w:t>{{</w:t>
             </w:r>
@@ -7439,6 +7611,7 @@
               </w:rPr>
               <w:t>beverages</w:t>
             </w:r>
+            <w:proofErr w:type="gramEnd"/>
             <w:r>
               <w:rPr>
                 <w:rFonts w:ascii="Tahoma" w:hAnsi="Tahoma" w:cs="Tahoma"/>
@@ -7564,6 +7737,7 @@
                 <w:szCs w:val="18"/>
               </w:rPr>
             </w:pPr>
+            <w:proofErr w:type="gramStart"/>
             <w:r>
               <w:t>{{</w:t>
             </w:r>
@@ -7576,7 +7750,16 @@
                 <w:sz w:val="18"/>
                 <w:szCs w:val="18"/>
               </w:rPr>
-              <w:t>single_bowl</w:t>
+              <w:t>single</w:t>
+            </w:r>
+            <w:proofErr w:type="gramEnd"/>
+            <w:r>
+              <w:rPr>
+                <w:rFonts w:ascii="Tahoma" w:hAnsi="Tahoma" w:cs="Tahoma"/>
+                <w:sz w:val="18"/>
+                <w:szCs w:val="18"/>
+              </w:rPr>
+              <w:t>_bowl</w:t>
             </w:r>
             <w:r>
               <w:rPr>
@@ -7695,6 +7878,7 @@
                 <w:szCs w:val="18"/>
               </w:rPr>
             </w:pPr>
+            <w:proofErr w:type="gramStart"/>
             <w:r>
               <w:t>{{</w:t>
             </w:r>
@@ -7707,7 +7891,16 @@
                 <w:sz w:val="18"/>
                 <w:szCs w:val="18"/>
               </w:rPr>
-              <w:t>no_food</w:t>
+              <w:t>no</w:t>
+            </w:r>
+            <w:proofErr w:type="gramEnd"/>
+            <w:r>
+              <w:rPr>
+                <w:rFonts w:ascii="Tahoma" w:hAnsi="Tahoma" w:cs="Tahoma"/>
+                <w:sz w:val="18"/>
+                <w:szCs w:val="18"/>
+              </w:rPr>
+              <w:t>_food</w:t>
             </w:r>
             <w:r>
               <w:rPr>
@@ -7826,6 +8019,7 @@
                 <w:szCs w:val="18"/>
               </w:rPr>
             </w:pPr>
+            <w:proofErr w:type="gramStart"/>
             <w:r>
               <w:t>{{</w:t>
             </w:r>
@@ -7838,7 +8032,16 @@
                 <w:sz w:val="18"/>
                 <w:szCs w:val="18"/>
               </w:rPr>
-              <w:t>no_sleeping</w:t>
+              <w:t>no</w:t>
+            </w:r>
+            <w:proofErr w:type="gramEnd"/>
+            <w:r>
+              <w:rPr>
+                <w:rFonts w:ascii="Tahoma" w:hAnsi="Tahoma" w:cs="Tahoma"/>
+                <w:sz w:val="18"/>
+                <w:szCs w:val="18"/>
+              </w:rPr>
+              <w:t>_sleeping</w:t>
             </w:r>
             <w:r>
               <w:rPr>
@@ -8145,6 +8348,7 @@
                 <w:szCs w:val="18"/>
               </w:rPr>
             </w:pPr>
+            <w:proofErr w:type="gramStart"/>
             <w:r>
               <w:t>{{</w:t>
             </w:r>
@@ -8157,7 +8361,16 @@
                 <w:sz w:val="18"/>
                 <w:szCs w:val="18"/>
               </w:rPr>
-              <w:t>wash_management</w:t>
+              <w:t>wash</w:t>
+            </w:r>
+            <w:proofErr w:type="gramEnd"/>
+            <w:r>
+              <w:rPr>
+                <w:rFonts w:ascii="Tahoma" w:hAnsi="Tahoma" w:cs="Tahoma"/>
+                <w:sz w:val="18"/>
+                <w:szCs w:val="18"/>
+              </w:rPr>
+              <w:t>_management</w:t>
             </w:r>
             <w:r>
               <w:rPr>
@@ -8268,6 +8481,7 @@
                 <w:szCs w:val="18"/>
               </w:rPr>
             </w:pPr>
+            <w:proofErr w:type="gramStart"/>
             <w:r>
               <w:t>{{</w:t>
             </w:r>
@@ -8280,7 +8494,16 @@
                 <w:sz w:val="18"/>
                 <w:szCs w:val="18"/>
               </w:rPr>
-              <w:t>labeleld_health</w:t>
+              <w:t>labeleld</w:t>
+            </w:r>
+            <w:proofErr w:type="gramEnd"/>
+            <w:r>
+              <w:rPr>
+                <w:rFonts w:ascii="Tahoma" w:hAnsi="Tahoma" w:cs="Tahoma"/>
+                <w:sz w:val="18"/>
+                <w:szCs w:val="18"/>
+              </w:rPr>
+              <w:t>_health</w:t>
             </w:r>
             <w:r>
               <w:rPr>
@@ -8598,6 +8821,7 @@
                 <w:szCs w:val="18"/>
               </w:rPr>
             </w:pPr>
+            <w:proofErr w:type="gramStart"/>
             <w:r>
               <w:t>{{</w:t>
             </w:r>
@@ -8610,7 +8834,16 @@
                 <w:sz w:val="18"/>
                 <w:szCs w:val="18"/>
               </w:rPr>
-              <w:t>health_care01</w:t>
+              <w:t>health</w:t>
+            </w:r>
+            <w:proofErr w:type="gramEnd"/>
+            <w:r>
+              <w:rPr>
+                <w:rFonts w:ascii="Tahoma" w:hAnsi="Tahoma" w:cs="Tahoma"/>
+                <w:sz w:val="18"/>
+                <w:szCs w:val="18"/>
+              </w:rPr>
+              <w:t>_care01</w:t>
             </w:r>
             <w:r>
               <w:rPr>
@@ -8725,6 +8958,7 @@
                 <w:szCs w:val="18"/>
               </w:rPr>
             </w:pPr>
+            <w:proofErr w:type="gramStart"/>
             <w:r>
               <w:t>{{</w:t>
             </w:r>
@@ -8739,6 +8973,7 @@
               </w:rPr>
               <w:t>disposed</w:t>
             </w:r>
+            <w:proofErr w:type="gramEnd"/>
             <w:r>
               <w:rPr>
                 <w:rFonts w:ascii="Tahoma" w:hAnsi="Tahoma" w:cs="Tahoma"/>
@@ -8982,6 +9217,7 @@
                 <w:szCs w:val="18"/>
               </w:rPr>
             </w:pPr>
+            <w:proofErr w:type="gramStart"/>
             <w:r>
               <w:t>{{</w:t>
             </w:r>
@@ -8994,7 +9230,16 @@
                 <w:sz w:val="18"/>
                 <w:szCs w:val="18"/>
               </w:rPr>
-              <w:t>isnpect_records</w:t>
+              <w:t>isnpect</w:t>
+            </w:r>
+            <w:proofErr w:type="gramEnd"/>
+            <w:r>
+              <w:rPr>
+                <w:rFonts w:ascii="Tahoma" w:hAnsi="Tahoma" w:cs="Tahoma"/>
+                <w:sz w:val="18"/>
+                <w:szCs w:val="18"/>
+              </w:rPr>
+              <w:t>_records</w:t>
             </w:r>
             <w:r>
               <w:rPr>
@@ -9409,6 +9654,7 @@
                 <w:szCs w:val="18"/>
               </w:rPr>
             </w:pPr>
+            <w:proofErr w:type="gramStart"/>
             <w:r>
               <w:t>{{</w:t>
             </w:r>
@@ -9421,7 +9667,16 @@
                 <w:sz w:val="18"/>
                 <w:szCs w:val="18"/>
               </w:rPr>
-              <w:t>must_contain</w:t>
+              <w:t>must</w:t>
+            </w:r>
+            <w:proofErr w:type="gramEnd"/>
+            <w:r>
+              <w:rPr>
+                <w:rFonts w:ascii="Tahoma" w:hAnsi="Tahoma" w:cs="Tahoma"/>
+                <w:sz w:val="18"/>
+                <w:szCs w:val="18"/>
+              </w:rPr>
+              <w:t>_contain</w:t>
             </w:r>
             <w:r>
               <w:rPr>
@@ -9551,6 +9806,7 @@
                 <w:szCs w:val="18"/>
               </w:rPr>
             </w:pPr>
+            <w:proofErr w:type="gramStart"/>
             <w:r>
               <w:t>{{</w:t>
             </w:r>
@@ -9563,7 +9819,16 @@
                 <w:sz w:val="18"/>
                 <w:szCs w:val="18"/>
               </w:rPr>
-              <w:t>clearly_labelled</w:t>
+              <w:t>clearly</w:t>
+            </w:r>
+            <w:proofErr w:type="gramEnd"/>
+            <w:r>
+              <w:rPr>
+                <w:rFonts w:ascii="Tahoma" w:hAnsi="Tahoma" w:cs="Tahoma"/>
+                <w:sz w:val="18"/>
+                <w:szCs w:val="18"/>
+              </w:rPr>
+              <w:t>_labelled</w:t>
             </w:r>
             <w:r>
               <w:rPr>
@@ -9692,6 +9957,7 @@
                 <w:szCs w:val="18"/>
               </w:rPr>
             </w:pPr>
+            <w:proofErr w:type="gramStart"/>
             <w:r>
               <w:t>{{</w:t>
             </w:r>
@@ -9704,7 +9970,16 @@
                 <w:sz w:val="18"/>
                 <w:szCs w:val="18"/>
               </w:rPr>
-              <w:t>health_care_risk</w:t>
+              <w:t>health</w:t>
+            </w:r>
+            <w:proofErr w:type="gramEnd"/>
+            <w:r>
+              <w:rPr>
+                <w:rFonts w:ascii="Tahoma" w:hAnsi="Tahoma" w:cs="Tahoma"/>
+                <w:sz w:val="18"/>
+                <w:szCs w:val="18"/>
+              </w:rPr>
+              <w:t>_care_risk</w:t>
             </w:r>
             <w:r>
               <w:rPr>
@@ -9833,6 +10108,7 @@
                 <w:szCs w:val="18"/>
               </w:rPr>
             </w:pPr>
+            <w:proofErr w:type="gramStart"/>
             <w:r>
               <w:t>{{</w:t>
             </w:r>
@@ -9845,7 +10121,16 @@
                 <w:sz w:val="18"/>
                 <w:szCs w:val="18"/>
               </w:rPr>
-              <w:t>isnpect_records</w:t>
+              <w:t>isnpect</w:t>
+            </w:r>
+            <w:proofErr w:type="gramEnd"/>
+            <w:r>
+              <w:rPr>
+                <w:rFonts w:ascii="Tahoma" w:hAnsi="Tahoma" w:cs="Tahoma"/>
+                <w:sz w:val="18"/>
+                <w:szCs w:val="18"/>
+              </w:rPr>
+              <w:t>_records</w:t>
             </w:r>
             <w:r>
               <w:rPr>
@@ -10114,6 +10399,7 @@
                 <w:szCs w:val="18"/>
               </w:rPr>
             </w:pPr>
+            <w:proofErr w:type="gramStart"/>
             <w:r>
               <w:t>{{</w:t>
             </w:r>
@@ -10126,7 +10412,16 @@
                 <w:sz w:val="18"/>
                 <w:szCs w:val="18"/>
               </w:rPr>
-              <w:t>health_info</w:t>
+              <w:t>health</w:t>
+            </w:r>
+            <w:proofErr w:type="gramEnd"/>
+            <w:r>
+              <w:rPr>
+                <w:rFonts w:ascii="Tahoma" w:hAnsi="Tahoma" w:cs="Tahoma"/>
+                <w:sz w:val="18"/>
+                <w:szCs w:val="18"/>
+              </w:rPr>
+              <w:t>_info</w:t>
             </w:r>
             <w:r>
               <w:rPr>
@@ -10256,6 +10551,7 @@
                 <w:szCs w:val="18"/>
               </w:rPr>
             </w:pPr>
+            <w:proofErr w:type="gramStart"/>
             <w:r>
               <w:t>{{</w:t>
             </w:r>
@@ -10268,7 +10564,16 @@
                 <w:sz w:val="18"/>
                 <w:szCs w:val="18"/>
               </w:rPr>
-              <w:t>easily_accessible</w:t>
+              <w:t>easily</w:t>
+            </w:r>
+            <w:proofErr w:type="gramEnd"/>
+            <w:r>
+              <w:rPr>
+                <w:rFonts w:ascii="Tahoma" w:hAnsi="Tahoma" w:cs="Tahoma"/>
+                <w:sz w:val="18"/>
+                <w:szCs w:val="18"/>
+              </w:rPr>
+              <w:t>_accessible</w:t>
             </w:r>
             <w:r>
               <w:rPr>
@@ -10397,6 +10702,7 @@
                 <w:szCs w:val="18"/>
               </w:rPr>
             </w:pPr>
+            <w:proofErr w:type="gramStart"/>
             <w:r>
               <w:t>{{</w:t>
             </w:r>
@@ -10409,7 +10715,16 @@
                 <w:sz w:val="18"/>
                 <w:szCs w:val="18"/>
               </w:rPr>
-              <w:t>protective_eye_wear</w:t>
+              <w:t>protective</w:t>
+            </w:r>
+            <w:proofErr w:type="gramEnd"/>
+            <w:r>
+              <w:rPr>
+                <w:rFonts w:ascii="Tahoma" w:hAnsi="Tahoma" w:cs="Tahoma"/>
+                <w:sz w:val="18"/>
+                <w:szCs w:val="18"/>
+              </w:rPr>
+              <w:t>_eye_wear</w:t>
             </w:r>
             <w:r>
               <w:rPr>
@@ -10538,6 +10853,7 @@
                 <w:szCs w:val="18"/>
               </w:rPr>
             </w:pPr>
+            <w:proofErr w:type="gramStart"/>
             <w:r>
               <w:t>{{</w:t>
             </w:r>
@@ -10550,7 +10866,16 @@
                 <w:sz w:val="18"/>
                 <w:szCs w:val="18"/>
               </w:rPr>
-              <w:t>disinfectant_used</w:t>
+              <w:t>disinfectant</w:t>
+            </w:r>
+            <w:proofErr w:type="gramEnd"/>
+            <w:r>
+              <w:rPr>
+                <w:rFonts w:ascii="Tahoma" w:hAnsi="Tahoma" w:cs="Tahoma"/>
+                <w:sz w:val="18"/>
+                <w:szCs w:val="18"/>
+              </w:rPr>
+              <w:t>_used</w:t>
             </w:r>
             <w:r>
               <w:rPr>
@@ -10680,6 +11005,7 @@
                 <w:szCs w:val="18"/>
               </w:rPr>
             </w:pPr>
+            <w:proofErr w:type="gramStart"/>
             <w:r>
               <w:t>{{</w:t>
             </w:r>
@@ -10692,7 +11018,16 @@
                 <w:sz w:val="18"/>
                 <w:szCs w:val="18"/>
               </w:rPr>
-              <w:t>disinfectant1</w:t>
+              <w:t>disinfectant</w:t>
+            </w:r>
+            <w:proofErr w:type="gramEnd"/>
+            <w:r>
+              <w:rPr>
+                <w:rFonts w:ascii="Tahoma" w:hAnsi="Tahoma" w:cs="Tahoma"/>
+                <w:sz w:val="18"/>
+                <w:szCs w:val="18"/>
+              </w:rPr>
+              <w:t>1</w:t>
             </w:r>
             <w:r>
               <w:rPr>
@@ -10805,7 +11140,43 @@
                 <w:sz w:val="18"/>
                 <w:szCs w:val="18"/>
               </w:rPr>
-              <w:t>Are records kept (3 yrs) with respect to client information,effect of sunbed,maintenance &amp; service plan.</w:t>
+              <w:t xml:space="preserve">Are records kept (3 yrs) with respect to client </w:t>
+            </w:r>
+            <w:proofErr w:type="gramStart"/>
+            <w:r>
+              <w:rPr>
+                <w:rFonts w:ascii="Tahoma" w:hAnsi="Tahoma" w:cs="Tahoma"/>
+                <w:sz w:val="18"/>
+                <w:szCs w:val="18"/>
+              </w:rPr>
+              <w:t>information,effect</w:t>
+            </w:r>
+            <w:proofErr w:type="gramEnd"/>
+            <w:r>
+              <w:rPr>
+                <w:rFonts w:ascii="Tahoma" w:hAnsi="Tahoma" w:cs="Tahoma"/>
+                <w:sz w:val="18"/>
+                <w:szCs w:val="18"/>
+              </w:rPr>
+              <w:t xml:space="preserve"> of </w:t>
+            </w:r>
+            <w:proofErr w:type="gramStart"/>
+            <w:r>
+              <w:rPr>
+                <w:rFonts w:ascii="Tahoma" w:hAnsi="Tahoma" w:cs="Tahoma"/>
+                <w:sz w:val="18"/>
+                <w:szCs w:val="18"/>
+              </w:rPr>
+              <w:t>sunbed,maintenance</w:t>
+            </w:r>
+            <w:proofErr w:type="gramEnd"/>
+            <w:r>
+              <w:rPr>
+                <w:rFonts w:ascii="Tahoma" w:hAnsi="Tahoma" w:cs="Tahoma"/>
+                <w:sz w:val="18"/>
+                <w:szCs w:val="18"/>
+              </w:rPr>
+              <w:t xml:space="preserve"> &amp; service plan.</w:t>
             </w:r>
           </w:p>
         </w:tc>
@@ -10822,6 +11193,7 @@
                 <w:szCs w:val="18"/>
               </w:rPr>
             </w:pPr>
+            <w:proofErr w:type="gramStart"/>
             <w:r>
               <w:t>{{</w:t>
             </w:r>
@@ -10834,7 +11206,16 @@
                 <w:sz w:val="18"/>
                 <w:szCs w:val="18"/>
               </w:rPr>
-              <w:t>records_kept</w:t>
+              <w:t>records</w:t>
+            </w:r>
+            <w:proofErr w:type="gramEnd"/>
+            <w:r>
+              <w:rPr>
+                <w:rFonts w:ascii="Tahoma" w:hAnsi="Tahoma" w:cs="Tahoma"/>
+                <w:sz w:val="18"/>
+                <w:szCs w:val="18"/>
+              </w:rPr>
+              <w:t>_kept</w:t>
             </w:r>
             <w:r>
               <w:rPr>
@@ -11136,6 +11517,7 @@
                 <w:szCs w:val="18"/>
               </w:rPr>
             </w:pPr>
+            <w:proofErr w:type="gramStart"/>
             <w:r>
               <w:t>{{</w:t>
             </w:r>
@@ -11148,7 +11530,16 @@
                 <w:sz w:val="18"/>
                 <w:szCs w:val="18"/>
               </w:rPr>
-              <w:t>non_toxic</w:t>
+              <w:t>non</w:t>
+            </w:r>
+            <w:proofErr w:type="gramEnd"/>
+            <w:r>
+              <w:rPr>
+                <w:rFonts w:ascii="Tahoma" w:hAnsi="Tahoma" w:cs="Tahoma"/>
+                <w:sz w:val="18"/>
+                <w:szCs w:val="18"/>
+              </w:rPr>
+              <w:t>_toxic</w:t>
             </w:r>
             <w:r>
               <w:rPr>
@@ -11424,7 +11815,25 @@
                 <w:sz w:val="18"/>
                 <w:szCs w:val="18"/>
               </w:rPr>
-              <w:t>Are single-use,sterile containers used</w:t>
+              <w:t>Are single-</w:t>
+            </w:r>
+            <w:proofErr w:type="gramStart"/>
+            <w:r>
+              <w:rPr>
+                <w:rFonts w:ascii="Tahoma" w:hAnsi="Tahoma" w:cs="Tahoma"/>
+                <w:sz w:val="18"/>
+                <w:szCs w:val="18"/>
+              </w:rPr>
+              <w:t>use,sterile</w:t>
+            </w:r>
+            <w:proofErr w:type="gramEnd"/>
+            <w:r>
+              <w:rPr>
+                <w:rFonts w:ascii="Tahoma" w:hAnsi="Tahoma" w:cs="Tahoma"/>
+                <w:sz w:val="18"/>
+                <w:szCs w:val="18"/>
+              </w:rPr>
+              <w:t xml:space="preserve"> containers used</w:t>
             </w:r>
           </w:p>
         </w:tc>
@@ -11441,6 +11850,7 @@
                 <w:szCs w:val="18"/>
               </w:rPr>
             </w:pPr>
+            <w:proofErr w:type="gramStart"/>
             <w:r>
               <w:t>{{</w:t>
             </w:r>
@@ -11453,7 +11863,16 @@
                 <w:sz w:val="18"/>
                 <w:szCs w:val="18"/>
               </w:rPr>
-              <w:t>sterile_containers</w:t>
+              <w:t>sterile</w:t>
+            </w:r>
+            <w:proofErr w:type="gramEnd"/>
+            <w:r>
+              <w:rPr>
+                <w:rFonts w:ascii="Tahoma" w:hAnsi="Tahoma" w:cs="Tahoma"/>
+                <w:sz w:val="18"/>
+                <w:szCs w:val="18"/>
+              </w:rPr>
+              <w:t>_containers</w:t>
             </w:r>
             <w:r>
               <w:rPr>
@@ -11574,85 +11993,95 @@
                 <w:sz w:val="18"/>
                 <w:szCs w:val="18"/>
               </w:rPr>
+              <w:t>Is acetate stencil-disinfected</w:t>
+            </w:r>
+          </w:p>
+        </w:tc>
+        <w:tc>
+          <w:tcPr>
+            <w:tcW w:w="2878" w:type="dxa"/>
+          </w:tcPr>
+          <w:p>
+            <w:pPr>
+              <w:pStyle w:val="NoSpacing"/>
+              <w:rPr>
+                <w:rFonts w:ascii="Tahoma" w:hAnsi="Tahoma" w:cs="Tahoma"/>
+                <w:sz w:val="18"/>
+                <w:szCs w:val="18"/>
+              </w:rPr>
+            </w:pPr>
+            <w:proofErr w:type="gramStart"/>
+            <w:r>
+              <w:t>{{</w:t>
+            </w:r>
+            <w:r>
+              <w:t xml:space="preserve"> </w:t>
+            </w:r>
+            <w:r>
+              <w:rPr>
+                <w:rFonts w:ascii="Tahoma" w:hAnsi="Tahoma" w:cs="Tahoma"/>
+                <w:sz w:val="18"/>
+                <w:szCs w:val="18"/>
+              </w:rPr>
+              <w:t>stencil</w:t>
+            </w:r>
+            <w:proofErr w:type="gramEnd"/>
+            <w:r>
+              <w:rPr>
+                <w:rFonts w:ascii="Tahoma" w:hAnsi="Tahoma" w:cs="Tahoma"/>
+                <w:sz w:val="18"/>
+                <w:szCs w:val="18"/>
+              </w:rPr>
+              <w:t>_disinfected</w:t>
+            </w:r>
+            <w:r>
+              <w:rPr>
+                <w:rFonts w:ascii="Tahoma" w:hAnsi="Tahoma" w:cs="Tahoma"/>
+                <w:sz w:val="18"/>
+                <w:szCs w:val="18"/>
+              </w:rPr>
+              <w:t>}}</w:t>
+            </w:r>
+            <w:r>
+              <w:rPr>
+                <w:rFonts w:ascii="Tahoma" w:hAnsi="Tahoma" w:cs="Tahoma"/>
+                <w:sz w:val="18"/>
+                <w:szCs w:val="18"/>
+              </w:rPr>
+              <w:t xml:space="preserve"> </w:t>
+            </w:r>
+          </w:p>
+          <w:p>
+            <w:pPr>
+              <w:pStyle w:val="NoSpacing"/>
+              <w:rPr>
+                <w:rFonts w:ascii="Tahoma" w:hAnsi="Tahoma" w:cs="Tahoma"/>
+                <w:sz w:val="18"/>
+                <w:szCs w:val="18"/>
+              </w:rPr>
+            </w:pPr>
+          </w:p>
+        </w:tc>
+        <w:tc>
+          <w:tcPr>
+            <w:tcW w:w="4950" w:type="dxa"/>
+          </w:tcPr>
+          <w:p>
+            <w:pPr>
+              <w:pStyle w:val="NoSpacing"/>
+              <w:rPr>
+                <w:rFonts w:ascii="Tahoma" w:hAnsi="Tahoma" w:cs="Tahoma"/>
+                <w:sz w:val="18"/>
+                <w:szCs w:val="18"/>
+              </w:rPr>
+            </w:pPr>
+            <w:r>
+              <w:rPr>
+                <w:rFonts w:ascii="Tahoma" w:hAnsi="Tahoma" w:cs="Tahoma"/>
+                <w:sz w:val="18"/>
+                <w:szCs w:val="18"/>
+              </w:rPr>
               <w:lastRenderedPageBreak/>
-              <w:t>Is acetate stencil-disinfected</w:t>
-            </w:r>
-          </w:p>
-        </w:tc>
-        <w:tc>
-          <w:tcPr>
-            <w:tcW w:w="2878" w:type="dxa"/>
-          </w:tcPr>
-          <w:p>
-            <w:pPr>
-              <w:pStyle w:val="NoSpacing"/>
-              <w:rPr>
-                <w:rFonts w:ascii="Tahoma" w:hAnsi="Tahoma" w:cs="Tahoma"/>
-                <w:sz w:val="18"/>
-                <w:szCs w:val="18"/>
-              </w:rPr>
-            </w:pPr>
-            <w:r>
-              <w:t>{{</w:t>
-            </w:r>
-            <w:r>
-              <w:t xml:space="preserve"> </w:t>
-            </w:r>
-            <w:r>
-              <w:rPr>
-                <w:rFonts w:ascii="Tahoma" w:hAnsi="Tahoma" w:cs="Tahoma"/>
-                <w:sz w:val="18"/>
-                <w:szCs w:val="18"/>
-              </w:rPr>
-              <w:t>stencil_disinfected</w:t>
-            </w:r>
-            <w:r>
-              <w:rPr>
-                <w:rFonts w:ascii="Tahoma" w:hAnsi="Tahoma" w:cs="Tahoma"/>
-                <w:sz w:val="18"/>
-                <w:szCs w:val="18"/>
-              </w:rPr>
-              <w:t>}}</w:t>
-            </w:r>
-            <w:r>
-              <w:rPr>
-                <w:rFonts w:ascii="Tahoma" w:hAnsi="Tahoma" w:cs="Tahoma"/>
-                <w:sz w:val="18"/>
-                <w:szCs w:val="18"/>
-              </w:rPr>
-              <w:t xml:space="preserve"> </w:t>
-            </w:r>
-          </w:p>
-          <w:p>
-            <w:pPr>
-              <w:pStyle w:val="NoSpacing"/>
-              <w:rPr>
-                <w:rFonts w:ascii="Tahoma" w:hAnsi="Tahoma" w:cs="Tahoma"/>
-                <w:sz w:val="18"/>
-                <w:szCs w:val="18"/>
-              </w:rPr>
-            </w:pPr>
-          </w:p>
-        </w:tc>
-        <w:tc>
-          <w:tcPr>
-            <w:tcW w:w="4950" w:type="dxa"/>
-          </w:tcPr>
-          <w:p>
-            <w:pPr>
-              <w:pStyle w:val="NoSpacing"/>
-              <w:rPr>
-                <w:rFonts w:ascii="Tahoma" w:hAnsi="Tahoma" w:cs="Tahoma"/>
-                <w:sz w:val="18"/>
-                <w:szCs w:val="18"/>
-              </w:rPr>
-            </w:pPr>
-            <w:r>
-              <w:rPr>
-                <w:rFonts w:ascii="Tahoma" w:hAnsi="Tahoma" w:cs="Tahoma"/>
-                <w:sz w:val="18"/>
-                <w:szCs w:val="18"/>
-              </w:rPr>
               <w:t>{{</w:t>
             </w:r>
             <w:r>
@@ -11716,6 +12145,7 @@
                 <w:sz w:val="18"/>
                 <w:szCs w:val="18"/>
               </w:rPr>
+              <w:lastRenderedPageBreak/>
               <w:t>Are other stencils discarded</w:t>
             </w:r>
           </w:p>
@@ -11733,6 +12163,7 @@
                 <w:szCs w:val="18"/>
               </w:rPr>
             </w:pPr>
+            <w:proofErr w:type="gramStart"/>
             <w:r>
               <w:t>{{</w:t>
             </w:r>
@@ -11745,7 +12176,16 @@
                 <w:sz w:val="18"/>
                 <w:szCs w:val="18"/>
               </w:rPr>
-              <w:t>stencils_discarded</w:t>
+              <w:t>stencils</w:t>
+            </w:r>
+            <w:proofErr w:type="gramEnd"/>
+            <w:r>
+              <w:rPr>
+                <w:rFonts w:ascii="Tahoma" w:hAnsi="Tahoma" w:cs="Tahoma"/>
+                <w:sz w:val="18"/>
+                <w:szCs w:val="18"/>
+              </w:rPr>
+              <w:t>_discarded</w:t>
             </w:r>
             <w:r>
               <w:rPr>
@@ -11882,6 +12322,7 @@
                 <w:szCs w:val="18"/>
               </w:rPr>
             </w:pPr>
+            <w:proofErr w:type="gramStart"/>
             <w:r>
               <w:t>{{</w:t>
             </w:r>
@@ -11894,7 +12335,16 @@
                 <w:sz w:val="18"/>
                 <w:szCs w:val="18"/>
               </w:rPr>
-              <w:t>customers_body</w:t>
+              <w:t>customers</w:t>
+            </w:r>
+            <w:proofErr w:type="gramEnd"/>
+            <w:r>
+              <w:rPr>
+                <w:rFonts w:ascii="Tahoma" w:hAnsi="Tahoma" w:cs="Tahoma"/>
+                <w:sz w:val="18"/>
+                <w:szCs w:val="18"/>
+              </w:rPr>
+              <w:t>_body</w:t>
             </w:r>
             <w:r>
               <w:rPr>
@@ -12031,6 +12481,7 @@
                 <w:szCs w:val="18"/>
               </w:rPr>
             </w:pPr>
+            <w:proofErr w:type="gramStart"/>
             <w:r>
               <w:t>{{</w:t>
             </w:r>
@@ -12043,7 +12494,16 @@
                 <w:sz w:val="18"/>
                 <w:szCs w:val="18"/>
               </w:rPr>
-              <w:t>waterproof_aprons</w:t>
+              <w:t>waterproof</w:t>
+            </w:r>
+            <w:proofErr w:type="gramEnd"/>
+            <w:r>
+              <w:rPr>
+                <w:rFonts w:ascii="Tahoma" w:hAnsi="Tahoma" w:cs="Tahoma"/>
+                <w:sz w:val="18"/>
+                <w:szCs w:val="18"/>
+              </w:rPr>
+              <w:t>_aprons</w:t>
             </w:r>
             <w:r>
               <w:rPr>
@@ -12172,6 +12632,7 @@
                 <w:szCs w:val="18"/>
               </w:rPr>
             </w:pPr>
+            <w:proofErr w:type="gramStart"/>
             <w:r>
               <w:t>{{</w:t>
             </w:r>
@@ -12184,7 +12645,16 @@
                 <w:sz w:val="18"/>
                 <w:szCs w:val="18"/>
               </w:rPr>
-              <w:t>soap_availability</w:t>
+              <w:t>soap</w:t>
+            </w:r>
+            <w:proofErr w:type="gramEnd"/>
+            <w:r>
+              <w:rPr>
+                <w:rFonts w:ascii="Tahoma" w:hAnsi="Tahoma" w:cs="Tahoma"/>
+                <w:sz w:val="18"/>
+                <w:szCs w:val="18"/>
+              </w:rPr>
+              <w:t>_availability</w:t>
             </w:r>
             <w:r>
               <w:rPr>
@@ -12321,6 +12791,7 @@
                 <w:szCs w:val="18"/>
               </w:rPr>
             </w:pPr>
+            <w:proofErr w:type="gramStart"/>
             <w:r>
               <w:t>{{</w:t>
             </w:r>
@@ -12333,7 +12804,16 @@
                 <w:sz w:val="18"/>
                 <w:szCs w:val="18"/>
               </w:rPr>
-              <w:t>storage_facility</w:t>
+              <w:t>storage</w:t>
+            </w:r>
+            <w:proofErr w:type="gramEnd"/>
+            <w:r>
+              <w:rPr>
+                <w:rFonts w:ascii="Tahoma" w:hAnsi="Tahoma" w:cs="Tahoma"/>
+                <w:sz w:val="18"/>
+                <w:szCs w:val="18"/>
+              </w:rPr>
+              <w:t>_facility</w:t>
             </w:r>
             <w:r>
               <w:rPr>
@@ -12472,6 +12952,7 @@
                 <w:szCs w:val="18"/>
               </w:rPr>
             </w:pPr>
+            <w:proofErr w:type="gramStart"/>
             <w:r>
               <w:t>{{</w:t>
             </w:r>
@@ -12484,7 +12965,16 @@
                 <w:sz w:val="18"/>
                 <w:szCs w:val="18"/>
               </w:rPr>
-              <w:t>sterilizer_used</w:t>
+              <w:t>sterilizer</w:t>
+            </w:r>
+            <w:proofErr w:type="gramEnd"/>
+            <w:r>
+              <w:rPr>
+                <w:rFonts w:ascii="Tahoma" w:hAnsi="Tahoma" w:cs="Tahoma"/>
+                <w:sz w:val="18"/>
+                <w:szCs w:val="18"/>
+              </w:rPr>
+              <w:t>_used</w:t>
             </w:r>
             <w:r>
               <w:rPr>
@@ -12621,6 +13111,7 @@
                 <w:szCs w:val="18"/>
               </w:rPr>
             </w:pPr>
+            <w:proofErr w:type="gramStart"/>
             <w:r>
               <w:t>{{</w:t>
             </w:r>
@@ -12633,7 +13124,16 @@
                 <w:sz w:val="18"/>
                 <w:szCs w:val="18"/>
               </w:rPr>
-              <w:t>good_sanitary</w:t>
+              <w:t>good</w:t>
+            </w:r>
+            <w:proofErr w:type="gramEnd"/>
+            <w:r>
+              <w:rPr>
+                <w:rFonts w:ascii="Tahoma" w:hAnsi="Tahoma" w:cs="Tahoma"/>
+                <w:sz w:val="18"/>
+                <w:szCs w:val="18"/>
+              </w:rPr>
+              <w:t>_sanitary</w:t>
             </w:r>
             <w:r>
               <w:rPr>
@@ -12955,6 +13455,7 @@
                 <w:szCs w:val="18"/>
               </w:rPr>
             </w:pPr>
+            <w:proofErr w:type="gramStart"/>
             <w:r>
               <w:rPr>
                 <w:rFonts w:ascii="Tahoma" w:hAnsi="Tahoma" w:cs="Tahoma"/>
@@ -12979,7 +13480,17 @@
                 <w:sz w:val="18"/>
                 <w:szCs w:val="18"/>
               </w:rPr>
-              <w:t xml:space="preserve">recommendations003 </w:t>
+              <w:t>recommendations</w:t>
+            </w:r>
+            <w:proofErr w:type="gramEnd"/>
+            <w:r>
+              <w:rPr>
+                <w:rFonts w:ascii="Tahoma" w:hAnsi="Tahoma" w:cs="Tahoma"/>
+                <w:bCs/>
+                <w:sz w:val="18"/>
+                <w:szCs w:val="18"/>
+              </w:rPr>
+              <w:t xml:space="preserve">003 </w:t>
             </w:r>
             <w:r>
               <w:rPr>
@@ -13120,6 +13631,7 @@
                 <w:b/>
               </w:rPr>
             </w:pPr>
+            <w:proofErr w:type="gramStart"/>
             <w:r>
               <w:rPr>
                 <w:rFonts w:ascii="Tahoma" w:hAnsi="Tahoma" w:cs="Tahoma"/>
@@ -13137,6 +13649,7 @@
               </w:rPr>
               <w:t>recomm</w:t>
             </w:r>
+            <w:proofErr w:type="gramEnd"/>
             <w:r>
               <w:rPr>
                 <w:rFonts w:ascii="Tahoma" w:hAnsi="Tahoma" w:cs="Tahoma"/>
@@ -13388,7 +13901,7 @@
 </file>
 
 <file path=word/endnotes.xml><?xml version="1.0" encoding="utf-8"?>
-<w:endnotes xmlns:wpc="http://schemas.microsoft.com/office/word/2010/wordprocessingCanvas" xmlns:cx="http://schemas.microsoft.com/office/drawing/2014/chartex" xmlns:cx1="http://schemas.microsoft.com/office/drawing/2015/9/8/chartex" xmlns:cx2="http://schemas.microsoft.com/office/drawing/2015/10/21/chartex" xmlns:cx3="http://schemas.microsoft.com/office/drawing/2016/5/9/chartex" xmlns:cx4="http://schemas.microsoft.com/office/drawing/2016/5/10/chartex" xmlns:cx5="http://schemas.microsoft.com/office/drawing/2016/5/11/chartex" xmlns:cx6="http://schemas.microsoft.com/office/drawing/2016/5/12/chartex" xmlns:cx7="http://schemas.microsoft.com/office/drawing/2016/5/13/chartex" xmlns:cx8="http://schemas.microsoft.com/office/drawing/2016/5/14/chartex" xmlns:mc="http://schemas.openxmlformats.org/markup-compatibility/2006" xmlns:aink="http://schemas.microsoft.com/office/drawing/2016/ink" xmlns:am3d="http://schemas.microsoft.com/office/drawing/2017/model3d" xmlns:o="urn:schemas-microsoft-com:office:office" xmlns:oel="http://schemas.microsoft.com/office/2019/extlst" xmlns:r="http://schemas.openxmlformats.org/officeDocument/2006/relationships" xmlns:m="http://schemas.openxmlformats.org/officeDocument/2006/math" xmlns:v="urn:schemas-microsoft-com:vml" xmlns:wp14="http://schemas.microsoft.com/office/word/2010/wordprocessingDrawing" xmlns:wp="http://schemas.openxmlformats.org/drawingml/2006/wordprocessingDrawing" xmlns:w10="urn:schemas-microsoft-com:office:word" xmlns:w="http://schemas.openxmlformats.org/wordprocessingml/2006/main" xmlns:w14="http://schemas.microsoft.com/office/word/2010/wordml" xmlns:w15="http://schemas.microsoft.com/office/word/2012/wordml" xmlns:w16cex="http://schemas.microsoft.com/office/word/2018/wordml/cex" xmlns:w16cid="http://schemas.microsoft.com/office/word/2016/wordml/cid" xmlns:w16="http://schemas.microsoft.com/office/word/2018/wordml" xmlns:w16du="http://schemas.microsoft.com/office/word/2023/wordml/word16du" xmlns:w16sdtdh="http://schemas.microsoft.com/office/word/2020/wordml/sdtdatahash" xmlns:w16sdtfl="http://schemas.microsoft.com/office/word/2024/wordml/sdtformatlock" xmlns:w16se="http://schemas.microsoft.com/office/word/2015/wordml/symex" xmlns:wpg="http://schemas.microsoft.com/office/word/2010/wordprocessingGroup" xmlns:wpi="http://schemas.microsoft.com/office/word/2010/wordprocessingInk" xmlns:wne="http://schemas.microsoft.com/office/word/2006/wordml" xmlns:wps="http://schemas.microsoft.com/office/word/2010/wordprocessingShape" mc:Ignorable="w14 w15 w16se w16cid w16 w16cex w16sdtdh w16sdtfl w16du wp14">
+<w:endnotes xmlns:wpc="http://schemas.microsoft.com/office/word/2010/wordprocessingCanvas" xmlns:cx="http://schemas.microsoft.com/office/drawing/2014/chartex" xmlns:cx1="http://schemas.microsoft.com/office/drawing/2015/9/8/chartex" xmlns:cx2="http://schemas.microsoft.com/office/drawing/2015/10/21/chartex" xmlns:cx3="http://schemas.microsoft.com/office/drawing/2016/5/9/chartex" xmlns:cx4="http://schemas.microsoft.com/office/drawing/2016/5/10/chartex" xmlns:cx5="http://schemas.microsoft.com/office/drawing/2016/5/11/chartex" xmlns:cx6="http://schemas.microsoft.com/office/drawing/2016/5/12/chartex" xmlns:cx7="http://schemas.microsoft.com/office/drawing/2016/5/13/chartex" xmlns:cx8="http://schemas.microsoft.com/office/drawing/2016/5/14/chartex" xmlns:mc="http://schemas.openxmlformats.org/markup-compatibility/2006" xmlns:aink="http://schemas.microsoft.com/office/drawing/2016/ink" xmlns:am3d="http://schemas.microsoft.com/office/drawing/2017/model3d" xmlns:o="urn:schemas-microsoft-com:office:office" xmlns:oel="http://schemas.microsoft.com/office/2019/extlst" xmlns:r="http://schemas.openxmlformats.org/officeDocument/2006/relationships" xmlns:m="http://schemas.openxmlformats.org/officeDocument/2006/math" xmlns:v="urn:schemas-microsoft-com:vml" xmlns:wp14="http://schemas.microsoft.com/office/word/2010/wordprocessingDrawing" xmlns:wp="http://schemas.openxmlformats.org/drawingml/2006/wordprocessingDrawing" xmlns:w10="urn:schemas-microsoft-com:office:word" xmlns:w="http://schemas.openxmlformats.org/wordprocessingml/2006/main" xmlns:w14="http://schemas.microsoft.com/office/word/2010/wordml" xmlns:w15="http://schemas.microsoft.com/office/word/2012/wordml" xmlns:w16cei="http://schemas.microsoft.com/office/word/2026/wordml/cei" xmlns:w16cex="http://schemas.microsoft.com/office/word/2018/wordml/cex" xmlns:w16cid="http://schemas.microsoft.com/office/word/2016/wordml/cid" xmlns:w16="http://schemas.microsoft.com/office/word/2018/wordml" xmlns:w16du="http://schemas.microsoft.com/office/word/2023/wordml/word16du" xmlns:w16sdtdh="http://schemas.microsoft.com/office/word/2020/wordml/sdtdatahash" xmlns:w16sdtfl="http://schemas.microsoft.com/office/word/2024/wordml/sdtformatlock" xmlns:w16se="http://schemas.microsoft.com/office/word/2015/wordml/symex" xmlns:wpg="http://schemas.microsoft.com/office/word/2010/wordprocessingGroup" xmlns:wpi="http://schemas.microsoft.com/office/word/2010/wordprocessingInk" xmlns:wne="http://schemas.microsoft.com/office/word/2006/wordml" xmlns:wps="http://schemas.microsoft.com/office/word/2010/wordprocessingShape" mc:Ignorable="w14 w15 w16se w16cid w16 w16cex w16sdtdh w16sdtfl w16du wp14">
   <w:endnote w:type="separator" w:id="-1">
     <w:p>
       <w:pPr>
@@ -13413,7 +13926,7 @@
 </file>
 
 <file path=word/footer1.xml><?xml version="1.0" encoding="utf-8"?>
-<w:ftr xmlns:wpc="http://schemas.microsoft.com/office/word/2010/wordprocessingCanvas" xmlns:cx="http://schemas.microsoft.com/office/drawing/2014/chartex" xmlns:cx1="http://schemas.microsoft.com/office/drawing/2015/9/8/chartex" xmlns:cx2="http://schemas.microsoft.com/office/drawing/2015/10/21/chartex" xmlns:cx3="http://schemas.microsoft.com/office/drawing/2016/5/9/chartex" xmlns:cx4="http://schemas.microsoft.com/office/drawing/2016/5/10/chartex" xmlns:cx5="http://schemas.microsoft.com/office/drawing/2016/5/11/chartex" xmlns:cx6="http://schemas.microsoft.com/office/drawing/2016/5/12/chartex" xmlns:cx7="http://schemas.microsoft.com/office/drawing/2016/5/13/chartex" xmlns:cx8="http://schemas.microsoft.com/office/drawing/2016/5/14/chartex" xmlns:mc="http://schemas.openxmlformats.org/markup-compatibility/2006" xmlns:aink="http://schemas.microsoft.com/office/drawing/2016/ink" xmlns:am3d="http://schemas.microsoft.com/office/drawing/2017/model3d" xmlns:o="urn:schemas-microsoft-com:office:office" xmlns:oel="http://schemas.microsoft.com/office/2019/extlst" xmlns:r="http://schemas.openxmlformats.org/officeDocument/2006/relationships" xmlns:m="http://schemas.openxmlformats.org/officeDocument/2006/math" xmlns:v="urn:schemas-microsoft-com:vml" xmlns:wp14="http://schemas.microsoft.com/office/word/2010/wordprocessingDrawing" xmlns:wp="http://schemas.openxmlformats.org/drawingml/2006/wordprocessingDrawing" xmlns:w10="urn:schemas-microsoft-com:office:word" xmlns:w="http://schemas.openxmlformats.org/wordprocessingml/2006/main" xmlns:w14="http://schemas.microsoft.com/office/word/2010/wordml" xmlns:w15="http://schemas.microsoft.com/office/word/2012/wordml" xmlns:w16cex="http://schemas.microsoft.com/office/word/2018/wordml/cex" xmlns:w16cid="http://schemas.microsoft.com/office/word/2016/wordml/cid" xmlns:w16="http://schemas.microsoft.com/office/word/2018/wordml" xmlns:w16du="http://schemas.microsoft.com/office/word/2023/wordml/word16du" xmlns:w16sdtdh="http://schemas.microsoft.com/office/word/2020/wordml/sdtdatahash" xmlns:w16sdtfl="http://schemas.microsoft.com/office/word/2024/wordml/sdtformatlock" xmlns:w16se="http://schemas.microsoft.com/office/word/2015/wordml/symex" xmlns:wpg="http://schemas.microsoft.com/office/word/2010/wordprocessingGroup" xmlns:wpi="http://schemas.microsoft.com/office/word/2010/wordprocessingInk" xmlns:wne="http://schemas.microsoft.com/office/word/2006/wordml" xmlns:wps="http://schemas.microsoft.com/office/word/2010/wordprocessingShape" mc:Ignorable="w14 w15 w16se w16cid w16 w16cex w16sdtdh w16sdtfl w16du wp14">
+<w:ftr xmlns:wpc="http://schemas.microsoft.com/office/word/2010/wordprocessingCanvas" xmlns:cx="http://schemas.microsoft.com/office/drawing/2014/chartex" xmlns:cx1="http://schemas.microsoft.com/office/drawing/2015/9/8/chartex" xmlns:cx2="http://schemas.microsoft.com/office/drawing/2015/10/21/chartex" xmlns:cx3="http://schemas.microsoft.com/office/drawing/2016/5/9/chartex" xmlns:cx4="http://schemas.microsoft.com/office/drawing/2016/5/10/chartex" xmlns:cx5="http://schemas.microsoft.com/office/drawing/2016/5/11/chartex" xmlns:cx6="http://schemas.microsoft.com/office/drawing/2016/5/12/chartex" xmlns:cx7="http://schemas.microsoft.com/office/drawing/2016/5/13/chartex" xmlns:cx8="http://schemas.microsoft.com/office/drawing/2016/5/14/chartex" xmlns:mc="http://schemas.openxmlformats.org/markup-compatibility/2006" xmlns:aink="http://schemas.microsoft.com/office/drawing/2016/ink" xmlns:am3d="http://schemas.microsoft.com/office/drawing/2017/model3d" xmlns:o="urn:schemas-microsoft-com:office:office" xmlns:oel="http://schemas.microsoft.com/office/2019/extlst" xmlns:r="http://schemas.openxmlformats.org/officeDocument/2006/relationships" xmlns:m="http://schemas.openxmlformats.org/officeDocument/2006/math" xmlns:v="urn:schemas-microsoft-com:vml" xmlns:wp14="http://schemas.microsoft.com/office/word/2010/wordprocessingDrawing" xmlns:wp="http://schemas.openxmlformats.org/drawingml/2006/wordprocessingDrawing" xmlns:w10="urn:schemas-microsoft-com:office:word" xmlns:w="http://schemas.openxmlformats.org/wordprocessingml/2006/main" xmlns:w14="http://schemas.microsoft.com/office/word/2010/wordml" xmlns:w15="http://schemas.microsoft.com/office/word/2012/wordml" xmlns:w16cei="http://schemas.microsoft.com/office/word/2026/wordml/cei" xmlns:w16cex="http://schemas.microsoft.com/office/word/2018/wordml/cex" xmlns:w16cid="http://schemas.microsoft.com/office/word/2016/wordml/cid" xmlns:w16="http://schemas.microsoft.com/office/word/2018/wordml" xmlns:w16du="http://schemas.microsoft.com/office/word/2023/wordml/word16du" xmlns:w16sdtdh="http://schemas.microsoft.com/office/word/2020/wordml/sdtdatahash" xmlns:w16sdtfl="http://schemas.microsoft.com/office/word/2024/wordml/sdtformatlock" xmlns:w16se="http://schemas.microsoft.com/office/word/2015/wordml/symex" xmlns:wpg="http://schemas.microsoft.com/office/word/2010/wordprocessingGroup" xmlns:wpi="http://schemas.microsoft.com/office/word/2010/wordprocessingInk" xmlns:wne="http://schemas.microsoft.com/office/word/2006/wordml" xmlns:wps="http://schemas.microsoft.com/office/word/2010/wordprocessingShape" mc:Ignorable="w14 w15 w16se w16cid w16 w16cex w16sdtdh w16sdtfl w16du wp14">
   <w:sdt>
     <w:sdtPr>
       <w:id w:val="200905275"/>
@@ -13539,6 +14052,7 @@
               </w:rPr>
               <w:t>)039 -834 5516;(</w:t>
             </w:r>
+            <w:proofErr w:type="gramStart"/>
             <w:r>
               <w:rPr>
                 <w:rFonts w:ascii="Tahoma" w:hAnsi="Tahoma" w:cs="Tahoma"/>
@@ -13569,7 +14083,15 @@
                 <w:rFonts w:ascii="Tahoma" w:hAnsi="Tahoma" w:cs="Tahoma"/>
                 <w:i/>
               </w:rPr>
-              <w:t>telephone_no</w:t>
+              <w:t>telephone</w:t>
+            </w:r>
+            <w:proofErr w:type="gramEnd"/>
+            <w:r>
+              <w:rPr>
+                <w:rFonts w:ascii="Tahoma" w:hAnsi="Tahoma" w:cs="Tahoma"/>
+                <w:i/>
+              </w:rPr>
+              <w:t>_no</w:t>
             </w:r>
             <w:r>
               <w:rPr>
@@ -13742,7 +14264,7 @@
 </file>
 
 <file path=word/footnotes.xml><?xml version="1.0" encoding="utf-8"?>
-<w:footnotes xmlns:wpc="http://schemas.microsoft.com/office/word/2010/wordprocessingCanvas" xmlns:cx="http://schemas.microsoft.com/office/drawing/2014/chartex" xmlns:cx1="http://schemas.microsoft.com/office/drawing/2015/9/8/chartex" xmlns:cx2="http://schemas.microsoft.com/office/drawing/2015/10/21/chartex" xmlns:cx3="http://schemas.microsoft.com/office/drawing/2016/5/9/chartex" xmlns:cx4="http://schemas.microsoft.com/office/drawing/2016/5/10/chartex" xmlns:cx5="http://schemas.microsoft.com/office/drawing/2016/5/11/chartex" xmlns:cx6="http://schemas.microsoft.com/office/drawing/2016/5/12/chartex" xmlns:cx7="http://schemas.microsoft.com/office/drawing/2016/5/13/chartex" xmlns:cx8="http://schemas.microsoft.com/office/drawing/2016/5/14/chartex" xmlns:mc="http://schemas.openxmlformats.org/markup-compatibility/2006" xmlns:aink="http://schemas.microsoft.com/office/drawing/2016/ink" xmlns:am3d="http://schemas.microsoft.com/office/drawing/2017/model3d" xmlns:o="urn:schemas-microsoft-com:office:office" xmlns:oel="http://schemas.microsoft.com/office/2019/extlst" xmlns:r="http://schemas.openxmlformats.org/officeDocument/2006/relationships" xmlns:m="http://schemas.openxmlformats.org/officeDocument/2006/math" xmlns:v="urn:schemas-microsoft-com:vml" xmlns:wp14="http://schemas.microsoft.com/office/word/2010/wordprocessingDrawing" xmlns:wp="http://schemas.openxmlformats.org/drawingml/2006/wordprocessingDrawing" xmlns:w10="urn:schemas-microsoft-com:office:word" xmlns:w="http://schemas.openxmlformats.org/wordprocessingml/2006/main" xmlns:w14="http://schemas.microsoft.com/office/word/2010/wordml" xmlns:w15="http://schemas.microsoft.com/office/word/2012/wordml" xmlns:w16cex="http://schemas.microsoft.com/office/word/2018/wordml/cex" xmlns:w16cid="http://schemas.microsoft.com/office/word/2016/wordml/cid" xmlns:w16="http://schemas.microsoft.com/office/word/2018/wordml" xmlns:w16du="http://schemas.microsoft.com/office/word/2023/wordml/word16du" xmlns:w16sdtdh="http://schemas.microsoft.com/office/word/2020/wordml/sdtdatahash" xmlns:w16sdtfl="http://schemas.microsoft.com/office/word/2024/wordml/sdtformatlock" xmlns:w16se="http://schemas.microsoft.com/office/word/2015/wordml/symex" xmlns:wpg="http://schemas.microsoft.com/office/word/2010/wordprocessingGroup" xmlns:wpi="http://schemas.microsoft.com/office/word/2010/wordprocessingInk" xmlns:wne="http://schemas.microsoft.com/office/word/2006/wordml" xmlns:wps="http://schemas.microsoft.com/office/word/2010/wordprocessingShape" mc:Ignorable="w14 w15 w16se w16cid w16 w16cex w16sdtdh w16sdtfl w16du wp14">
+<w:footnotes xmlns:wpc="http://schemas.microsoft.com/office/word/2010/wordprocessingCanvas" xmlns:cx="http://schemas.microsoft.com/office/drawing/2014/chartex" xmlns:cx1="http://schemas.microsoft.com/office/drawing/2015/9/8/chartex" xmlns:cx2="http://schemas.microsoft.com/office/drawing/2015/10/21/chartex" xmlns:cx3="http://schemas.microsoft.com/office/drawing/2016/5/9/chartex" xmlns:cx4="http://schemas.microsoft.com/office/drawing/2016/5/10/chartex" xmlns:cx5="http://schemas.microsoft.com/office/drawing/2016/5/11/chartex" xmlns:cx6="http://schemas.microsoft.com/office/drawing/2016/5/12/chartex" xmlns:cx7="http://schemas.microsoft.com/office/drawing/2016/5/13/chartex" xmlns:cx8="http://schemas.microsoft.com/office/drawing/2016/5/14/chartex" xmlns:mc="http://schemas.openxmlformats.org/markup-compatibility/2006" xmlns:aink="http://schemas.microsoft.com/office/drawing/2016/ink" xmlns:am3d="http://schemas.microsoft.com/office/drawing/2017/model3d" xmlns:o="urn:schemas-microsoft-com:office:office" xmlns:oel="http://schemas.microsoft.com/office/2019/extlst" xmlns:r="http://schemas.openxmlformats.org/officeDocument/2006/relationships" xmlns:m="http://schemas.openxmlformats.org/officeDocument/2006/math" xmlns:v="urn:schemas-microsoft-com:vml" xmlns:wp14="http://schemas.microsoft.com/office/word/2010/wordprocessingDrawing" xmlns:wp="http://schemas.openxmlformats.org/drawingml/2006/wordprocessingDrawing" xmlns:w10="urn:schemas-microsoft-com:office:word" xmlns:w="http://schemas.openxmlformats.org/wordprocessingml/2006/main" xmlns:w14="http://schemas.microsoft.com/office/word/2010/wordml" xmlns:w15="http://schemas.microsoft.com/office/word/2012/wordml" xmlns:w16cei="http://schemas.microsoft.com/office/word/2026/wordml/cei" xmlns:w16cex="http://schemas.microsoft.com/office/word/2018/wordml/cex" xmlns:w16cid="http://schemas.microsoft.com/office/word/2016/wordml/cid" xmlns:w16="http://schemas.microsoft.com/office/word/2018/wordml" xmlns:w16du="http://schemas.microsoft.com/office/word/2023/wordml/word16du" xmlns:w16sdtdh="http://schemas.microsoft.com/office/word/2020/wordml/sdtdatahash" xmlns:w16sdtfl="http://schemas.microsoft.com/office/word/2024/wordml/sdtformatlock" xmlns:w16se="http://schemas.microsoft.com/office/word/2015/wordml/symex" xmlns:wpg="http://schemas.microsoft.com/office/word/2010/wordprocessingGroup" xmlns:wpi="http://schemas.microsoft.com/office/word/2010/wordprocessingInk" xmlns:wne="http://schemas.microsoft.com/office/word/2006/wordml" xmlns:wps="http://schemas.microsoft.com/office/word/2010/wordprocessingShape" mc:Ignorable="w14 w15 w16se w16cid w16 w16cex w16sdtdh w16sdtfl w16du wp14">
   <w:footnote w:type="separator" w:id="-1">
     <w:p>
       <w:pPr>
@@ -13767,7 +14289,7 @@
 </file>
 
 <file path=word/header1.xml><?xml version="1.0" encoding="utf-8"?>
-<w:hdr xmlns:wpc="http://schemas.microsoft.com/office/word/2010/wordprocessingCanvas" xmlns:cx="http://schemas.microsoft.com/office/drawing/2014/chartex" xmlns:cx1="http://schemas.microsoft.com/office/drawing/2015/9/8/chartex" xmlns:cx2="http://schemas.microsoft.com/office/drawing/2015/10/21/chartex" xmlns:cx3="http://schemas.microsoft.com/office/drawing/2016/5/9/chartex" xmlns:cx4="http://schemas.microsoft.com/office/drawing/2016/5/10/chartex" xmlns:cx5="http://schemas.microsoft.com/office/drawing/2016/5/11/chartex" xmlns:cx6="http://schemas.microsoft.com/office/drawing/2016/5/12/chartex" xmlns:cx7="http://schemas.microsoft.com/office/drawing/2016/5/13/chartex" xmlns:cx8="http://schemas.microsoft.com/office/drawing/2016/5/14/chartex" xmlns:mc="http://schemas.openxmlformats.org/markup-compatibility/2006" xmlns:aink="http://schemas.microsoft.com/office/drawing/2016/ink" xmlns:am3d="http://schemas.microsoft.com/office/drawing/2017/model3d" xmlns:o="urn:schemas-microsoft-com:office:office" xmlns:oel="http://schemas.microsoft.com/office/2019/extlst" xmlns:r="http://schemas.openxmlformats.org/officeDocument/2006/relationships" xmlns:m="http://schemas.openxmlformats.org/officeDocument/2006/math" xmlns:v="urn:schemas-microsoft-com:vml" xmlns:wp14="http://schemas.microsoft.com/office/word/2010/wordprocessingDrawing" xmlns:wp="http://schemas.openxmlformats.org/drawingml/2006/wordprocessingDrawing" xmlns:w10="urn:schemas-microsoft-com:office:word" xmlns:w="http://schemas.openxmlformats.org/wordprocessingml/2006/main" xmlns:w14="http://schemas.microsoft.com/office/word/2010/wordml" xmlns:w15="http://schemas.microsoft.com/office/word/2012/wordml" xmlns:w16cex="http://schemas.microsoft.com/office/word/2018/wordml/cex" xmlns:w16cid="http://schemas.microsoft.com/office/word/2016/wordml/cid" xmlns:w16="http://schemas.microsoft.com/office/word/2018/wordml" xmlns:w16du="http://schemas.microsoft.com/office/word/2023/wordml/word16du" xmlns:w16sdtdh="http://schemas.microsoft.com/office/word/2020/wordml/sdtdatahash" xmlns:w16sdtfl="http://schemas.microsoft.com/office/word/2024/wordml/sdtformatlock" xmlns:w16se="http://schemas.microsoft.com/office/word/2015/wordml/symex" xmlns:wpg="http://schemas.microsoft.com/office/word/2010/wordprocessingGroup" xmlns:wpi="http://schemas.microsoft.com/office/word/2010/wordprocessingInk" xmlns:wne="http://schemas.microsoft.com/office/word/2006/wordml" xmlns:wps="http://schemas.microsoft.com/office/word/2010/wordprocessingShape" mc:Ignorable="w14 w15 w16se w16cid w16 w16cex w16sdtdh w16sdtfl w16du wp14">
+<w:hdr xmlns:wpc="http://schemas.microsoft.com/office/word/2010/wordprocessingCanvas" xmlns:cx="http://schemas.microsoft.com/office/drawing/2014/chartex" xmlns:cx1="http://schemas.microsoft.com/office/drawing/2015/9/8/chartex" xmlns:cx2="http://schemas.microsoft.com/office/drawing/2015/10/21/chartex" xmlns:cx3="http://schemas.microsoft.com/office/drawing/2016/5/9/chartex" xmlns:cx4="http://schemas.microsoft.com/office/drawing/2016/5/10/chartex" xmlns:cx5="http://schemas.microsoft.com/office/drawing/2016/5/11/chartex" xmlns:cx6="http://schemas.microsoft.com/office/drawing/2016/5/12/chartex" xmlns:cx7="http://schemas.microsoft.com/office/drawing/2016/5/13/chartex" xmlns:cx8="http://schemas.microsoft.com/office/drawing/2016/5/14/chartex" xmlns:mc="http://schemas.openxmlformats.org/markup-compatibility/2006" xmlns:aink="http://schemas.microsoft.com/office/drawing/2016/ink" xmlns:am3d="http://schemas.microsoft.com/office/drawing/2017/model3d" xmlns:o="urn:schemas-microsoft-com:office:office" xmlns:oel="http://schemas.microsoft.com/office/2019/extlst" xmlns:r="http://schemas.openxmlformats.org/officeDocument/2006/relationships" xmlns:m="http://schemas.openxmlformats.org/officeDocument/2006/math" xmlns:v="urn:schemas-microsoft-com:vml" xmlns:wp14="http://schemas.microsoft.com/office/word/2010/wordprocessingDrawing" xmlns:wp="http://schemas.openxmlformats.org/drawingml/2006/wordprocessingDrawing" xmlns:w10="urn:schemas-microsoft-com:office:word" xmlns:w="http://schemas.openxmlformats.org/wordprocessingml/2006/main" xmlns:w14="http://schemas.microsoft.com/office/word/2010/wordml" xmlns:w15="http://schemas.microsoft.com/office/word/2012/wordml" xmlns:w16cei="http://schemas.microsoft.com/office/word/2026/wordml/cei" xmlns:w16cex="http://schemas.microsoft.com/office/word/2018/wordml/cex" xmlns:w16cid="http://schemas.microsoft.com/office/word/2016/wordml/cid" xmlns:w16="http://schemas.microsoft.com/office/word/2018/wordml" xmlns:w16du="http://schemas.microsoft.com/office/word/2023/wordml/word16du" xmlns:w16sdtdh="http://schemas.microsoft.com/office/word/2020/wordml/sdtdatahash" xmlns:w16sdtfl="http://schemas.microsoft.com/office/word/2024/wordml/sdtformatlock" xmlns:w16se="http://schemas.microsoft.com/office/word/2015/wordml/symex" xmlns:wpg="http://schemas.microsoft.com/office/word/2010/wordprocessingGroup" xmlns:wpi="http://schemas.microsoft.com/office/word/2010/wordprocessingInk" xmlns:wne="http://schemas.microsoft.com/office/word/2006/wordml" xmlns:wps="http://schemas.microsoft.com/office/word/2010/wordprocessingShape" mc:Ignorable="w14 w15 w16se w16cid w16 w16cex w16sdtdh w16sdtfl w16du wp14">
   <w:p>
     <w:pPr>
       <w:pStyle w:val="Header"/>
@@ -13807,7 +14329,7 @@
 </file>
 
 <file path=word/header2.xml><?xml version="1.0" encoding="utf-8"?>
-<w:hdr xmlns:wpc="http://schemas.microsoft.com/office/word/2010/wordprocessingCanvas" xmlns:cx="http://schemas.microsoft.com/office/drawing/2014/chartex" xmlns:cx1="http://schemas.microsoft.com/office/drawing/2015/9/8/chartex" xmlns:cx2="http://schemas.microsoft.com/office/drawing/2015/10/21/chartex" xmlns:cx3="http://schemas.microsoft.com/office/drawing/2016/5/9/chartex" xmlns:cx4="http://schemas.microsoft.com/office/drawing/2016/5/10/chartex" xmlns:cx5="http://schemas.microsoft.com/office/drawing/2016/5/11/chartex" xmlns:cx6="http://schemas.microsoft.com/office/drawing/2016/5/12/chartex" xmlns:cx7="http://schemas.microsoft.com/office/drawing/2016/5/13/chartex" xmlns:cx8="http://schemas.microsoft.com/office/drawing/2016/5/14/chartex" xmlns:mc="http://schemas.openxmlformats.org/markup-compatibility/2006" xmlns:aink="http://schemas.microsoft.com/office/drawing/2016/ink" xmlns:am3d="http://schemas.microsoft.com/office/drawing/2017/model3d" xmlns:o="urn:schemas-microsoft-com:office:office" xmlns:oel="http://schemas.microsoft.com/office/2019/extlst" xmlns:r="http://schemas.openxmlformats.org/officeDocument/2006/relationships" xmlns:m="http://schemas.openxmlformats.org/officeDocument/2006/math" xmlns:v="urn:schemas-microsoft-com:vml" xmlns:wp14="http://schemas.microsoft.com/office/word/2010/wordprocessingDrawing" xmlns:wp="http://schemas.openxmlformats.org/drawingml/2006/wordprocessingDrawing" xmlns:w10="urn:schemas-microsoft-com:office:word" xmlns:w="http://schemas.openxmlformats.org/wordprocessingml/2006/main" xmlns:w14="http://schemas.microsoft.com/office/word/2010/wordml" xmlns:w15="http://schemas.microsoft.com/office/word/2012/wordml" xmlns:w16cex="http://schemas.microsoft.com/office/word/2018/wordml/cex" xmlns:w16cid="http://schemas.microsoft.com/office/word/2016/wordml/cid" xmlns:w16="http://schemas.microsoft.com/office/word/2018/wordml" xmlns:w16du="http://schemas.microsoft.com/office/word/2023/wordml/word16du" xmlns:w16sdtdh="http://schemas.microsoft.com/office/word/2020/wordml/sdtdatahash" xmlns:w16sdtfl="http://schemas.microsoft.com/office/word/2024/wordml/sdtformatlock" xmlns:w16se="http://schemas.microsoft.com/office/word/2015/wordml/symex" xmlns:wpg="http://schemas.microsoft.com/office/word/2010/wordprocessingGroup" xmlns:wpi="http://schemas.microsoft.com/office/word/2010/wordprocessingInk" xmlns:wne="http://schemas.microsoft.com/office/word/2006/wordml" xmlns:wps="http://schemas.microsoft.com/office/word/2010/wordprocessingShape" mc:Ignorable="w14 w15 w16se w16cid w16 w16cex w16sdtdh w16sdtfl w16du wp14">
+<w:hdr xmlns:wpc="http://schemas.microsoft.com/office/word/2010/wordprocessingCanvas" xmlns:cx="http://schemas.microsoft.com/office/drawing/2014/chartex" xmlns:cx1="http://schemas.microsoft.com/office/drawing/2015/9/8/chartex" xmlns:cx2="http://schemas.microsoft.com/office/drawing/2015/10/21/chartex" xmlns:cx3="http://schemas.microsoft.com/office/drawing/2016/5/9/chartex" xmlns:cx4="http://schemas.microsoft.com/office/drawing/2016/5/10/chartex" xmlns:cx5="http://schemas.microsoft.com/office/drawing/2016/5/11/chartex" xmlns:cx6="http://schemas.microsoft.com/office/drawing/2016/5/12/chartex" xmlns:cx7="http://schemas.microsoft.com/office/drawing/2016/5/13/chartex" xmlns:cx8="http://schemas.microsoft.com/office/drawing/2016/5/14/chartex" xmlns:mc="http://schemas.openxmlformats.org/markup-compatibility/2006" xmlns:aink="http://schemas.microsoft.com/office/drawing/2016/ink" xmlns:am3d="http://schemas.microsoft.com/office/drawing/2017/model3d" xmlns:o="urn:schemas-microsoft-com:office:office" xmlns:oel="http://schemas.microsoft.com/office/2019/extlst" xmlns:r="http://schemas.openxmlformats.org/officeDocument/2006/relationships" xmlns:m="http://schemas.openxmlformats.org/officeDocument/2006/math" xmlns:v="urn:schemas-microsoft-com:vml" xmlns:wp14="http://schemas.microsoft.com/office/word/2010/wordprocessingDrawing" xmlns:wp="http://schemas.openxmlformats.org/drawingml/2006/wordprocessingDrawing" xmlns:w10="urn:schemas-microsoft-com:office:word" xmlns:w="http://schemas.openxmlformats.org/wordprocessingml/2006/main" xmlns:w14="http://schemas.microsoft.com/office/word/2010/wordml" xmlns:w15="http://schemas.microsoft.com/office/word/2012/wordml" xmlns:w16cei="http://schemas.microsoft.com/office/word/2026/wordml/cei" xmlns:w16cex="http://schemas.microsoft.com/office/word/2018/wordml/cex" xmlns:w16cid="http://schemas.microsoft.com/office/word/2016/wordml/cid" xmlns:w16="http://schemas.microsoft.com/office/word/2018/wordml" xmlns:w16du="http://schemas.microsoft.com/office/word/2023/wordml/word16du" xmlns:w16sdtdh="http://schemas.microsoft.com/office/word/2020/wordml/sdtdatahash" xmlns:w16sdtfl="http://schemas.microsoft.com/office/word/2024/wordml/sdtformatlock" xmlns:w16se="http://schemas.microsoft.com/office/word/2015/wordml/symex" xmlns:wpg="http://schemas.microsoft.com/office/word/2010/wordprocessingGroup" xmlns:wpi="http://schemas.microsoft.com/office/word/2010/wordprocessingInk" xmlns:wne="http://schemas.microsoft.com/office/word/2006/wordml" xmlns:wps="http://schemas.microsoft.com/office/word/2010/wordprocessingShape" mc:Ignorable="w14 w15 w16se w16cid w16 w16cex w16sdtdh w16sdtfl w16du wp14">
   <w:p>
     <w:pPr>
       <w:pStyle w:val="Header"/>
@@ -13847,7 +14369,7 @@
 </file>
 
 <file path=word/header3.xml><?xml version="1.0" encoding="utf-8"?>
-<w:hdr xmlns:wpc="http://schemas.microsoft.com/office/word/2010/wordprocessingCanvas" xmlns:cx="http://schemas.microsoft.com/office/drawing/2014/chartex" xmlns:cx1="http://schemas.microsoft.com/office/drawing/2015/9/8/chartex" xmlns:cx2="http://schemas.microsoft.com/office/drawing/2015/10/21/chartex" xmlns:cx3="http://schemas.microsoft.com/office/drawing/2016/5/9/chartex" xmlns:cx4="http://schemas.microsoft.com/office/drawing/2016/5/10/chartex" xmlns:cx5="http://schemas.microsoft.com/office/drawing/2016/5/11/chartex" xmlns:cx6="http://schemas.microsoft.com/office/drawing/2016/5/12/chartex" xmlns:cx7="http://schemas.microsoft.com/office/drawing/2016/5/13/chartex" xmlns:cx8="http://schemas.microsoft.com/office/drawing/2016/5/14/chartex" xmlns:mc="http://schemas.openxmlformats.org/markup-compatibility/2006" xmlns:aink="http://schemas.microsoft.com/office/drawing/2016/ink" xmlns:am3d="http://schemas.microsoft.com/office/drawing/2017/model3d" xmlns:o="urn:schemas-microsoft-com:office:office" xmlns:oel="http://schemas.microsoft.com/office/2019/extlst" xmlns:r="http://schemas.openxmlformats.org/officeDocument/2006/relationships" xmlns:m="http://schemas.openxmlformats.org/officeDocument/2006/math" xmlns:v="urn:schemas-microsoft-com:vml" xmlns:wp14="http://schemas.microsoft.com/office/word/2010/wordprocessingDrawing" xmlns:wp="http://schemas.openxmlformats.org/drawingml/2006/wordprocessingDrawing" xmlns:w10="urn:schemas-microsoft-com:office:word" xmlns:w="http://schemas.openxmlformats.org/wordprocessingml/2006/main" xmlns:w14="http://schemas.microsoft.com/office/word/2010/wordml" xmlns:w15="http://schemas.microsoft.com/office/word/2012/wordml" xmlns:w16cex="http://schemas.microsoft.com/office/word/2018/wordml/cex" xmlns:w16cid="http://schemas.microsoft.com/office/word/2016/wordml/cid" xmlns:w16="http://schemas.microsoft.com/office/word/2018/wordml" xmlns:w16du="http://schemas.microsoft.com/office/word/2023/wordml/word16du" xmlns:w16sdtdh="http://schemas.microsoft.com/office/word/2020/wordml/sdtdatahash" xmlns:w16sdtfl="http://schemas.microsoft.com/office/word/2024/wordml/sdtformatlock" xmlns:w16se="http://schemas.microsoft.com/office/word/2015/wordml/symex" xmlns:wpg="http://schemas.microsoft.com/office/word/2010/wordprocessingGroup" xmlns:wpi="http://schemas.microsoft.com/office/word/2010/wordprocessingInk" xmlns:wne="http://schemas.microsoft.com/office/word/2006/wordml" xmlns:wps="http://schemas.microsoft.com/office/word/2010/wordprocessingShape" mc:Ignorable="w14 w15 w16se w16cid w16 w16cex w16sdtdh w16sdtfl w16du wp14">
+<w:hdr xmlns:wpc="http://schemas.microsoft.com/office/word/2010/wordprocessingCanvas" xmlns:cx="http://schemas.microsoft.com/office/drawing/2014/chartex" xmlns:cx1="http://schemas.microsoft.com/office/drawing/2015/9/8/chartex" xmlns:cx2="http://schemas.microsoft.com/office/drawing/2015/10/21/chartex" xmlns:cx3="http://schemas.microsoft.com/office/drawing/2016/5/9/chartex" xmlns:cx4="http://schemas.microsoft.com/office/drawing/2016/5/10/chartex" xmlns:cx5="http://schemas.microsoft.com/office/drawing/2016/5/11/chartex" xmlns:cx6="http://schemas.microsoft.com/office/drawing/2016/5/12/chartex" xmlns:cx7="http://schemas.microsoft.com/office/drawing/2016/5/13/chartex" xmlns:cx8="http://schemas.microsoft.com/office/drawing/2016/5/14/chartex" xmlns:mc="http://schemas.openxmlformats.org/markup-compatibility/2006" xmlns:aink="http://schemas.microsoft.com/office/drawing/2016/ink" xmlns:am3d="http://schemas.microsoft.com/office/drawing/2017/model3d" xmlns:o="urn:schemas-microsoft-com:office:office" xmlns:oel="http://schemas.microsoft.com/office/2019/extlst" xmlns:r="http://schemas.openxmlformats.org/officeDocument/2006/relationships" xmlns:m="http://schemas.openxmlformats.org/officeDocument/2006/math" xmlns:v="urn:schemas-microsoft-com:vml" xmlns:wp14="http://schemas.microsoft.com/office/word/2010/wordprocessingDrawing" xmlns:wp="http://schemas.openxmlformats.org/drawingml/2006/wordprocessingDrawing" xmlns:w10="urn:schemas-microsoft-com:office:word" xmlns:w="http://schemas.openxmlformats.org/wordprocessingml/2006/main" xmlns:w14="http://schemas.microsoft.com/office/word/2010/wordml" xmlns:w15="http://schemas.microsoft.com/office/word/2012/wordml" xmlns:w16cei="http://schemas.microsoft.com/office/word/2026/wordml/cei" xmlns:w16cex="http://schemas.microsoft.com/office/word/2018/wordml/cex" xmlns:w16cid="http://schemas.microsoft.com/office/word/2016/wordml/cid" xmlns:w16="http://schemas.microsoft.com/office/word/2018/wordml" xmlns:w16du="http://schemas.microsoft.com/office/word/2023/wordml/word16du" xmlns:w16sdtdh="http://schemas.microsoft.com/office/word/2020/wordml/sdtdatahash" xmlns:w16sdtfl="http://schemas.microsoft.com/office/word/2024/wordml/sdtformatlock" xmlns:w16se="http://schemas.microsoft.com/office/word/2015/wordml/symex" xmlns:wpg="http://schemas.microsoft.com/office/word/2010/wordprocessingGroup" xmlns:wpi="http://schemas.microsoft.com/office/word/2010/wordprocessingInk" xmlns:wne="http://schemas.microsoft.com/office/word/2006/wordml" xmlns:wps="http://schemas.microsoft.com/office/word/2010/wordprocessingShape" mc:Ignorable="w14 w15 w16se w16cid w16 w16cex w16sdtdh w16sdtfl w16du wp14">
   <w:p>
     <w:pPr>
       <w:pStyle w:val="Header"/>
@@ -13887,7 +14409,7 @@
 </file>
 
 <file path=word/numbering.xml><?xml version="1.0" encoding="utf-8"?>
-<w:numbering xmlns:wpc="http://schemas.microsoft.com/office/word/2010/wordprocessingCanvas" xmlns:cx="http://schemas.microsoft.com/office/drawing/2014/chartex" xmlns:cx1="http://schemas.microsoft.com/office/drawing/2015/9/8/chartex" xmlns:cx2="http://schemas.microsoft.com/office/drawing/2015/10/21/chartex" xmlns:cx3="http://schemas.microsoft.com/office/drawing/2016/5/9/chartex" xmlns:cx4="http://schemas.microsoft.com/office/drawing/2016/5/10/chartex" xmlns:cx5="http://schemas.microsoft.com/office/drawing/2016/5/11/chartex" xmlns:cx6="http://schemas.microsoft.com/office/drawing/2016/5/12/chartex" xmlns:cx7="http://schemas.microsoft.com/office/drawing/2016/5/13/chartex" xmlns:cx8="http://schemas.microsoft.com/office/drawing/2016/5/14/chartex" xmlns:mc="http://schemas.openxmlformats.org/markup-compatibility/2006" xmlns:aink="http://schemas.microsoft.com/office/drawing/2016/ink" xmlns:am3d="http://schemas.microsoft.com/office/drawing/2017/model3d" xmlns:o="urn:schemas-microsoft-com:office:office" xmlns:oel="http://schemas.microsoft.com/office/2019/extlst" xmlns:r="http://schemas.openxmlformats.org/officeDocument/2006/relationships" xmlns:m="http://schemas.openxmlformats.org/officeDocument/2006/math" xmlns:v="urn:schemas-microsoft-com:vml" xmlns:wp14="http://schemas.microsoft.com/office/word/2010/wordprocessingDrawing" xmlns:wp="http://schemas.openxmlformats.org/drawingml/2006/wordprocessingDrawing" xmlns:w10="urn:schemas-microsoft-com:office:word" xmlns:w="http://schemas.openxmlformats.org/wordprocessingml/2006/main" xmlns:w14="http://schemas.microsoft.com/office/word/2010/wordml" xmlns:w15="http://schemas.microsoft.com/office/word/2012/wordml" xmlns:w16cex="http://schemas.microsoft.com/office/word/2018/wordml/cex" xmlns:w16cid="http://schemas.microsoft.com/office/word/2016/wordml/cid" xmlns:w16="http://schemas.microsoft.com/office/word/2018/wordml" xmlns:w16du="http://schemas.microsoft.com/office/word/2023/wordml/word16du" xmlns:w16sdtdh="http://schemas.microsoft.com/office/word/2020/wordml/sdtdatahash" xmlns:w16sdtfl="http://schemas.microsoft.com/office/word/2024/wordml/sdtformatlock" xmlns:w16se="http://schemas.microsoft.com/office/word/2015/wordml/symex" xmlns:wpg="http://schemas.microsoft.com/office/word/2010/wordprocessingGroup" xmlns:wpi="http://schemas.microsoft.com/office/word/2010/wordprocessingInk" xmlns:wne="http://schemas.microsoft.com/office/word/2006/wordml" xmlns:wps="http://schemas.microsoft.com/office/word/2010/wordprocessingShape" mc:Ignorable="w14 w15 w16se w16cid w16 w16cex w16sdtdh w16sdtfl w16du wp14">
+<w:numbering xmlns:wpc="http://schemas.microsoft.com/office/word/2010/wordprocessingCanvas" xmlns:cx="http://schemas.microsoft.com/office/drawing/2014/chartex" xmlns:cx1="http://schemas.microsoft.com/office/drawing/2015/9/8/chartex" xmlns:cx2="http://schemas.microsoft.com/office/drawing/2015/10/21/chartex" xmlns:cx3="http://schemas.microsoft.com/office/drawing/2016/5/9/chartex" xmlns:cx4="http://schemas.microsoft.com/office/drawing/2016/5/10/chartex" xmlns:cx5="http://schemas.microsoft.com/office/drawing/2016/5/11/chartex" xmlns:cx6="http://schemas.microsoft.com/office/drawing/2016/5/12/chartex" xmlns:cx7="http://schemas.microsoft.com/office/drawing/2016/5/13/chartex" xmlns:cx8="http://schemas.microsoft.com/office/drawing/2016/5/14/chartex" xmlns:mc="http://schemas.openxmlformats.org/markup-compatibility/2006" xmlns:aink="http://schemas.microsoft.com/office/drawing/2016/ink" xmlns:am3d="http://schemas.microsoft.com/office/drawing/2017/model3d" xmlns:o="urn:schemas-microsoft-com:office:office" xmlns:oel="http://schemas.microsoft.com/office/2019/extlst" xmlns:r="http://schemas.openxmlformats.org/officeDocument/2006/relationships" xmlns:m="http://schemas.openxmlformats.org/officeDocument/2006/math" xmlns:v="urn:schemas-microsoft-com:vml" xmlns:wp14="http://schemas.microsoft.com/office/word/2010/wordprocessingDrawing" xmlns:wp="http://schemas.openxmlformats.org/drawingml/2006/wordprocessingDrawing" xmlns:w10="urn:schemas-microsoft-com:office:word" xmlns:w="http://schemas.openxmlformats.org/wordprocessingml/2006/main" xmlns:w14="http://schemas.microsoft.com/office/word/2010/wordml" xmlns:w15="http://schemas.microsoft.com/office/word/2012/wordml" xmlns:w16cei="http://schemas.microsoft.com/office/word/2026/wordml/cei" xmlns:w16cex="http://schemas.microsoft.com/office/word/2018/wordml/cex" xmlns:w16cid="http://schemas.microsoft.com/office/word/2016/wordml/cid" xmlns:w16="http://schemas.microsoft.com/office/word/2018/wordml" xmlns:w16du="http://schemas.microsoft.com/office/word/2023/wordml/word16du" xmlns:w16sdtdh="http://schemas.microsoft.com/office/word/2020/wordml/sdtdatahash" xmlns:w16sdtfl="http://schemas.microsoft.com/office/word/2024/wordml/sdtformatlock" xmlns:w16se="http://schemas.microsoft.com/office/word/2015/wordml/symex" xmlns:wpg="http://schemas.microsoft.com/office/word/2010/wordprocessingGroup" xmlns:wpi="http://schemas.microsoft.com/office/word/2010/wordprocessingInk" xmlns:wne="http://schemas.microsoft.com/office/word/2006/wordml" xmlns:wps="http://schemas.microsoft.com/office/word/2010/wordprocessingShape" mc:Ignorable="w14 w15 w16se w16cid w16 w16cex w16sdtdh w16sdtfl w16du wp14">
   <w:abstractNum w:abstractNumId="0" w15:restartNumberingAfterBreak="0">
     <w:nsid w:val="1D4C11D1"/>
     <w:multiLevelType w:val="hybridMultilevel"/>

--- a/Salons_inspection_form_report.docx
+++ b/Salons_inspection_form_report.docx
@@ -390,15 +390,7 @@
           <w:rFonts w:ascii="Tahoma" w:hAnsi="Tahoma" w:cs="Tahoma"/>
           <w:b/>
         </w:rPr>
-        <w:t xml:space="preserve"> </w:t>
-      </w:r>
-      <w:proofErr w:type="gramStart"/>
-      <w:r>
-        <w:rPr>
-          <w:rFonts w:ascii="Tahoma" w:hAnsi="Tahoma" w:cs="Tahoma"/>
-          <w:b/>
-        </w:rPr>
-        <w:t xml:space="preserve">   </w:t>
+        <w:t xml:space="preserve">    </w:t>
       </w:r>
       <w:r>
         <w:rPr>
@@ -407,17 +399,7 @@
           <w:sz w:val="20"/>
           <w:szCs w:val="20"/>
         </w:rPr>
-        <w:t>{</w:t>
-      </w:r>
-      <w:proofErr w:type="gramEnd"/>
-      <w:r>
-        <w:rPr>
-          <w:b/>
-          <w:bCs/>
-          <w:sz w:val="20"/>
-          <w:szCs w:val="20"/>
-        </w:rPr>
-        <w:t>{</w:t>
+        <w:t>{{</w:t>
       </w:r>
       <w:r>
         <w:rPr>
@@ -1898,7 +1880,15 @@
                 <w:sz w:val="18"/>
                 <w:szCs w:val="18"/>
               </w:rPr>
-              <w:t>comment7</w:t>
+              <w:t>comment</w:t>
+            </w:r>
+            <w:r>
+              <w:rPr>
+                <w:rFonts w:ascii="Tahoma" w:hAnsi="Tahoma" w:cs="Tahoma"/>
+                <w:sz w:val="18"/>
+                <w:szCs w:val="18"/>
+              </w:rPr>
+              <w:t>2</w:t>
             </w:r>
             <w:r>
               <w:rPr>
@@ -2023,7 +2013,15 @@
                 <w:sz w:val="18"/>
                 <w:szCs w:val="18"/>
               </w:rPr>
-              <w:t>comment8</w:t>
+              <w:t>comment</w:t>
+            </w:r>
+            <w:r>
+              <w:rPr>
+                <w:rFonts w:ascii="Tahoma" w:hAnsi="Tahoma" w:cs="Tahoma"/>
+                <w:sz w:val="18"/>
+                <w:szCs w:val="18"/>
+              </w:rPr>
+              <w:t>3</w:t>
             </w:r>
             <w:r>
               <w:rPr>
@@ -2272,6 +2270,29 @@
                 <w:sz w:val="18"/>
                 <w:szCs w:val="18"/>
               </w:rPr>
+              <w:t>{{ cleanable_material_1 }}</w:t>
+            </w:r>
+          </w:p>
+        </w:tc>
+        <w:tc>
+          <w:tcPr>
+            <w:tcW w:w="5310" w:type="dxa"/>
+          </w:tcPr>
+          <w:p>
+            <w:pPr>
+              <w:pStyle w:val="NoSpacing"/>
+              <w:rPr>
+                <w:rFonts w:ascii="Tahoma" w:hAnsi="Tahoma" w:cs="Tahoma"/>
+                <w:sz w:val="18"/>
+                <w:szCs w:val="18"/>
+              </w:rPr>
+            </w:pPr>
+            <w:r>
+              <w:rPr>
+                <w:rFonts w:ascii="Tahoma" w:hAnsi="Tahoma" w:cs="Tahoma"/>
+                <w:sz w:val="18"/>
+                <w:szCs w:val="18"/>
+              </w:rPr>
               <w:t>{{</w:t>
             </w:r>
             <w:r>
@@ -2280,46 +2301,15 @@
                 <w:sz w:val="18"/>
                 <w:szCs w:val="18"/>
               </w:rPr>
-              <w:t>cleanable_material_1</w:t>
-            </w:r>
-            <w:r>
-              <w:rPr>
-                <w:rFonts w:ascii="Tahoma" w:hAnsi="Tahoma" w:cs="Tahoma"/>
-                <w:sz w:val="18"/>
-                <w:szCs w:val="18"/>
-              </w:rPr>
-              <w:t>}}</w:t>
-            </w:r>
-          </w:p>
-        </w:tc>
-        <w:tc>
-          <w:tcPr>
-            <w:tcW w:w="5310" w:type="dxa"/>
-          </w:tcPr>
-          <w:p>
-            <w:pPr>
-              <w:pStyle w:val="NoSpacing"/>
-              <w:rPr>
-                <w:rFonts w:ascii="Tahoma" w:hAnsi="Tahoma" w:cs="Tahoma"/>
-                <w:sz w:val="18"/>
-                <w:szCs w:val="18"/>
-              </w:rPr>
-            </w:pPr>
-            <w:r>
-              <w:rPr>
-                <w:rFonts w:ascii="Tahoma" w:hAnsi="Tahoma" w:cs="Tahoma"/>
-                <w:sz w:val="18"/>
-                <w:szCs w:val="18"/>
-              </w:rPr>
-              <w:t>{{</w:t>
-            </w:r>
-            <w:r>
-              <w:rPr>
-                <w:rFonts w:ascii="Tahoma" w:hAnsi="Tahoma" w:cs="Tahoma"/>
-                <w:sz w:val="18"/>
-                <w:szCs w:val="18"/>
-              </w:rPr>
-              <w:t>comment10</w:t>
+              <w:t>comment</w:t>
+            </w:r>
+            <w:r>
+              <w:rPr>
+                <w:rFonts w:ascii="Tahoma" w:hAnsi="Tahoma" w:cs="Tahoma"/>
+                <w:sz w:val="18"/>
+                <w:szCs w:val="18"/>
+              </w:rPr>
+              <w:t>5</w:t>
             </w:r>
             <w:r>
               <w:rPr>
@@ -2483,7 +2473,6 @@
               </w:rPr>
               <w:t>comment</w:t>
             </w:r>
-            <w:proofErr w:type="gramStart"/>
             <w:r>
               <w:rPr>
                 <w:rFonts w:ascii="Tahoma" w:hAnsi="Tahoma" w:cs="Tahoma"/>
@@ -2506,16 +2495,7 @@
                 <w:sz w:val="18"/>
                 <w:szCs w:val="18"/>
               </w:rPr>
-              <w:t>}</w:t>
-            </w:r>
-            <w:proofErr w:type="gramEnd"/>
-            <w:r>
-              <w:rPr>
-                <w:rFonts w:ascii="Tahoma" w:hAnsi="Tahoma" w:cs="Tahoma"/>
-                <w:sz w:val="18"/>
-                <w:szCs w:val="18"/>
-              </w:rPr>
-              <w:t>}</w:t>
+              <w:t>}}</w:t>
             </w:r>
           </w:p>
           <w:p>
@@ -2766,7 +2746,6 @@
                 <w:szCs w:val="18"/>
               </w:rPr>
             </w:pPr>
-            <w:proofErr w:type="gramStart"/>
             <w:r>
               <w:t>{{</w:t>
             </w:r>
@@ -2784,16 +2763,7 @@
                 <w:sz w:val="18"/>
                 <w:szCs w:val="18"/>
               </w:rPr>
-              <w:t>employees</w:t>
-            </w:r>
-            <w:proofErr w:type="gramEnd"/>
-            <w:r>
-              <w:rPr>
-                <w:rFonts w:ascii="Tahoma" w:hAnsi="Tahoma" w:cs="Tahoma"/>
-                <w:sz w:val="18"/>
-                <w:szCs w:val="18"/>
-              </w:rPr>
-              <w:t>0</w:t>
+              <w:t>employees0</w:t>
             </w:r>
             <w:r>
               <w:rPr>
@@ -3025,7 +2995,6 @@
                 <w:szCs w:val="18"/>
               </w:rPr>
             </w:pPr>
-            <w:proofErr w:type="gramStart"/>
             <w:r>
               <w:t>{{</w:t>
             </w:r>
@@ -3038,16 +3007,7 @@
                 <w:sz w:val="18"/>
                 <w:szCs w:val="18"/>
               </w:rPr>
-              <w:t>different</w:t>
-            </w:r>
-            <w:proofErr w:type="gramEnd"/>
-            <w:r>
-              <w:rPr>
-                <w:rFonts w:ascii="Tahoma" w:hAnsi="Tahoma" w:cs="Tahoma"/>
-                <w:sz w:val="18"/>
-                <w:szCs w:val="18"/>
-              </w:rPr>
-              <w:t>_sexes</w:t>
+              <w:t>different_sexes</w:t>
             </w:r>
             <w:r>
               <w:rPr>
@@ -3388,7 +3348,6 @@
                 <w:szCs w:val="18"/>
               </w:rPr>
             </w:pPr>
-            <w:proofErr w:type="gramStart"/>
             <w:r>
               <w:t>{{</w:t>
             </w:r>
@@ -3401,16 +3360,7 @@
                 <w:sz w:val="18"/>
                 <w:szCs w:val="18"/>
               </w:rPr>
-              <w:t>hot</w:t>
-            </w:r>
-            <w:proofErr w:type="gramEnd"/>
-            <w:r>
-              <w:rPr>
-                <w:rFonts w:ascii="Tahoma" w:hAnsi="Tahoma" w:cs="Tahoma"/>
-                <w:sz w:val="18"/>
-                <w:szCs w:val="18"/>
-              </w:rPr>
-              <w:t>_and_cold</w:t>
+              <w:t>hot_and_cold</w:t>
             </w:r>
             <w:r>
               <w:rPr>
@@ -3563,7 +3513,6 @@
                 <w:szCs w:val="18"/>
               </w:rPr>
             </w:pPr>
-            <w:proofErr w:type="gramStart"/>
             <w:r>
               <w:t>{{</w:t>
             </w:r>
@@ -3576,16 +3525,7 @@
                 <w:sz w:val="18"/>
                 <w:szCs w:val="18"/>
               </w:rPr>
-              <w:t>working</w:t>
-            </w:r>
-            <w:proofErr w:type="gramEnd"/>
-            <w:r>
-              <w:rPr>
-                <w:rFonts w:ascii="Tahoma" w:hAnsi="Tahoma" w:cs="Tahoma"/>
-                <w:sz w:val="18"/>
-                <w:szCs w:val="18"/>
-              </w:rPr>
-              <w:t>_surface</w:t>
+              <w:t>working_surface</w:t>
             </w:r>
             <w:r>
               <w:rPr>
@@ -3743,7 +3683,6 @@
               </w:rPr>
               <w:t xml:space="preserve"> </w:t>
             </w:r>
-            <w:proofErr w:type="gramStart"/>
             <w:r>
               <w:rPr>
                 <w:rFonts w:ascii="Tahoma" w:hAnsi="Tahoma" w:cs="Tahoma"/>
@@ -3754,7 +3693,6 @@
               </w:rPr>
               <w:t>table tops</w:t>
             </w:r>
-            <w:proofErr w:type="gramEnd"/>
           </w:p>
         </w:tc>
       </w:tr>
@@ -3815,7 +3753,6 @@
                 <w:szCs w:val="18"/>
               </w:rPr>
             </w:pPr>
-            <w:proofErr w:type="gramStart"/>
             <w:r>
               <w:t>{{</w:t>
             </w:r>
@@ -3830,7 +3767,6 @@
               </w:rPr>
               <w:t>durable</w:t>
             </w:r>
-            <w:proofErr w:type="gramEnd"/>
             <w:r>
               <w:rPr>
                 <w:rFonts w:ascii="Tahoma" w:hAnsi="Tahoma" w:cs="Tahoma"/>
@@ -3940,7 +3876,6 @@
                 <w:szCs w:val="18"/>
               </w:rPr>
             </w:pPr>
-            <w:proofErr w:type="gramStart"/>
             <w:r>
               <w:t>{{</w:t>
             </w:r>
@@ -3953,16 +3888,7 @@
                 <w:sz w:val="18"/>
                 <w:szCs w:val="18"/>
               </w:rPr>
-              <w:t>cleanable</w:t>
-            </w:r>
-            <w:proofErr w:type="gramEnd"/>
-            <w:r>
-              <w:rPr>
-                <w:rFonts w:ascii="Tahoma" w:hAnsi="Tahoma" w:cs="Tahoma"/>
-                <w:sz w:val="18"/>
-                <w:szCs w:val="18"/>
-              </w:rPr>
-              <w:t>_mat1</w:t>
+              <w:t>cleanable_mat1</w:t>
             </w:r>
             <w:r>
               <w:rPr>
@@ -4091,7 +4017,6 @@
                 <w:szCs w:val="18"/>
               </w:rPr>
             </w:pPr>
-            <w:proofErr w:type="gramStart"/>
             <w:r>
               <w:t>{{</w:t>
             </w:r>
@@ -4104,16 +4029,7 @@
                 <w:sz w:val="18"/>
                 <w:szCs w:val="18"/>
               </w:rPr>
-              <w:t>adequate</w:t>
-            </w:r>
-            <w:proofErr w:type="gramEnd"/>
-            <w:r>
-              <w:rPr>
-                <w:rFonts w:ascii="Tahoma" w:hAnsi="Tahoma" w:cs="Tahoma"/>
-                <w:sz w:val="18"/>
-                <w:szCs w:val="18"/>
-              </w:rPr>
-              <w:t>_cupboards</w:t>
+              <w:t>adequate_cupboards</w:t>
             </w:r>
             <w:r>
               <w:rPr>
@@ -4514,7 +4430,6 @@
                 <w:szCs w:val="18"/>
               </w:rPr>
             </w:pPr>
-            <w:proofErr w:type="gramStart"/>
             <w:r>
               <w:t>{{</w:t>
             </w:r>
@@ -4527,16 +4442,7 @@
                 <w:sz w:val="18"/>
                 <w:szCs w:val="18"/>
               </w:rPr>
-              <w:t>personal</w:t>
-            </w:r>
-            <w:proofErr w:type="gramEnd"/>
-            <w:r>
-              <w:rPr>
-                <w:rFonts w:ascii="Tahoma" w:hAnsi="Tahoma" w:cs="Tahoma"/>
-                <w:sz w:val="18"/>
-                <w:szCs w:val="18"/>
-              </w:rPr>
-              <w:t>_belongings</w:t>
+              <w:t>personal_belongings</w:t>
             </w:r>
             <w:r>
               <w:rPr>
@@ -4647,7 +4553,6 @@
                 <w:szCs w:val="18"/>
               </w:rPr>
             </w:pPr>
-            <w:proofErr w:type="gramStart"/>
             <w:r>
               <w:t>{{</w:t>
             </w:r>
@@ -4660,16 +4565,7 @@
                 <w:sz w:val="18"/>
                 <w:szCs w:val="18"/>
               </w:rPr>
-              <w:t>hand</w:t>
-            </w:r>
-            <w:proofErr w:type="gramEnd"/>
-            <w:r>
-              <w:rPr>
-                <w:rFonts w:ascii="Tahoma" w:hAnsi="Tahoma" w:cs="Tahoma"/>
-                <w:sz w:val="18"/>
-                <w:szCs w:val="18"/>
-              </w:rPr>
-              <w:t>_basin</w:t>
+              <w:t>hand_basin</w:t>
             </w:r>
             <w:r>
               <w:rPr>
@@ -4778,7 +4674,6 @@
                 <w:szCs w:val="18"/>
               </w:rPr>
             </w:pPr>
-            <w:proofErr w:type="gramStart"/>
             <w:r>
               <w:t>{{</w:t>
             </w:r>
@@ -4791,16 +4686,7 @@
                 <w:sz w:val="18"/>
                 <w:szCs w:val="18"/>
               </w:rPr>
-              <w:t>hot</w:t>
-            </w:r>
-            <w:proofErr w:type="gramEnd"/>
-            <w:r>
-              <w:rPr>
-                <w:rFonts w:ascii="Tahoma" w:hAnsi="Tahoma" w:cs="Tahoma"/>
-                <w:sz w:val="18"/>
-                <w:szCs w:val="18"/>
-              </w:rPr>
-              <w:t>_cold</w:t>
+              <w:t>hot_cold</w:t>
             </w:r>
             <w:r>
               <w:rPr>
@@ -4973,7 +4859,6 @@
                 <w:szCs w:val="18"/>
               </w:rPr>
             </w:pPr>
-            <w:proofErr w:type="gramStart"/>
             <w:r>
               <w:t>{{</w:t>
             </w:r>
@@ -4986,16 +4871,7 @@
                 <w:sz w:val="18"/>
                 <w:szCs w:val="18"/>
               </w:rPr>
-              <w:t>adequate</w:t>
-            </w:r>
-            <w:proofErr w:type="gramEnd"/>
-            <w:r>
-              <w:rPr>
-                <w:rFonts w:ascii="Tahoma" w:hAnsi="Tahoma" w:cs="Tahoma"/>
-                <w:sz w:val="18"/>
-                <w:szCs w:val="18"/>
-              </w:rPr>
-              <w:t>_refuse</w:t>
+              <w:t>adequate_refuse</w:t>
             </w:r>
             <w:r>
               <w:rPr>
@@ -5167,7 +5043,6 @@
                 <w:szCs w:val="18"/>
               </w:rPr>
             </w:pPr>
-            <w:proofErr w:type="gramStart"/>
             <w:r>
               <w:t>{{</w:t>
             </w:r>
@@ -5180,16 +5055,7 @@
                 <w:sz w:val="18"/>
                 <w:szCs w:val="18"/>
               </w:rPr>
-              <w:t>clean</w:t>
-            </w:r>
-            <w:proofErr w:type="gramEnd"/>
-            <w:r>
-              <w:rPr>
-                <w:rFonts w:ascii="Tahoma" w:hAnsi="Tahoma" w:cs="Tahoma"/>
-                <w:sz w:val="18"/>
-                <w:szCs w:val="18"/>
-              </w:rPr>
-              <w:t>_sanitary</w:t>
+              <w:t>clean_sanitary</w:t>
             </w:r>
             <w:r>
               <w:rPr>
@@ -5308,7 +5174,6 @@
                 <w:szCs w:val="18"/>
               </w:rPr>
             </w:pPr>
-            <w:proofErr w:type="gramStart"/>
             <w:r>
               <w:t>{{</w:t>
             </w:r>
@@ -5321,16 +5186,7 @@
                 <w:sz w:val="18"/>
                 <w:szCs w:val="18"/>
               </w:rPr>
-              <w:t>instruments</w:t>
-            </w:r>
-            <w:proofErr w:type="gramEnd"/>
-            <w:r>
-              <w:rPr>
-                <w:rFonts w:ascii="Tahoma" w:hAnsi="Tahoma" w:cs="Tahoma"/>
-                <w:sz w:val="18"/>
-                <w:szCs w:val="18"/>
-              </w:rPr>
-              <w:t>_disinfected</w:t>
+              <w:t>instruments_disinfected</w:t>
             </w:r>
             <w:r>
               <w:rPr>
@@ -5467,7 +5323,6 @@
                 <w:szCs w:val="18"/>
               </w:rPr>
             </w:pPr>
-            <w:proofErr w:type="gramStart"/>
             <w:r>
               <w:t>{{</w:t>
             </w:r>
@@ -5480,16 +5335,7 @@
                 <w:sz w:val="18"/>
                 <w:szCs w:val="18"/>
               </w:rPr>
-              <w:t>type</w:t>
-            </w:r>
-            <w:proofErr w:type="gramEnd"/>
-            <w:r>
-              <w:rPr>
-                <w:rFonts w:ascii="Tahoma" w:hAnsi="Tahoma" w:cs="Tahoma"/>
-                <w:sz w:val="18"/>
-                <w:szCs w:val="18"/>
-              </w:rPr>
-              <w:t>_disinfectant</w:t>
+              <w:t>type_disinfectant</w:t>
             </w:r>
             <w:r>
               <w:rPr>
@@ -5591,18 +5437,8 @@
                 <w:sz w:val="18"/>
                 <w:szCs w:val="18"/>
               </w:rPr>
-              <w:t xml:space="preserve">If </w:t>
-            </w:r>
-            <w:proofErr w:type="gramStart"/>
-            <w:r>
-              <w:rPr>
-                <w:rFonts w:ascii="Tahoma" w:hAnsi="Tahoma" w:cs="Tahoma"/>
-                <w:sz w:val="18"/>
-                <w:szCs w:val="18"/>
-              </w:rPr>
-              <w:t>bloo:sterilizer</w:t>
-            </w:r>
-            <w:proofErr w:type="gramEnd"/>
+              <w:t>If bloo:sterilizer</w:t>
+            </w:r>
           </w:p>
         </w:tc>
         <w:tc>
@@ -5618,7 +5454,6 @@
                 <w:szCs w:val="18"/>
               </w:rPr>
             </w:pPr>
-            <w:proofErr w:type="gramStart"/>
             <w:r>
               <w:t>{{</w:t>
             </w:r>
@@ -5631,16 +5466,7 @@
                 <w:sz w:val="18"/>
                 <w:szCs w:val="18"/>
               </w:rPr>
-              <w:t>blood</w:t>
-            </w:r>
-            <w:proofErr w:type="gramEnd"/>
-            <w:r>
-              <w:rPr>
-                <w:rFonts w:ascii="Tahoma" w:hAnsi="Tahoma" w:cs="Tahoma"/>
-                <w:sz w:val="18"/>
-                <w:szCs w:val="18"/>
-              </w:rPr>
-              <w:t>_sterilizer</w:t>
+              <w:t>blood_sterilizer</w:t>
             </w:r>
             <w:r>
               <w:rPr>
@@ -5777,7 +5603,6 @@
                 <w:szCs w:val="18"/>
               </w:rPr>
             </w:pPr>
-            <w:proofErr w:type="gramStart"/>
             <w:r>
               <w:t>{{</w:t>
             </w:r>
@@ -5790,16 +5615,7 @@
                 <w:sz w:val="18"/>
                 <w:szCs w:val="18"/>
               </w:rPr>
-              <w:t>type</w:t>
-            </w:r>
-            <w:proofErr w:type="gramEnd"/>
-            <w:r>
-              <w:rPr>
-                <w:rFonts w:ascii="Tahoma" w:hAnsi="Tahoma" w:cs="Tahoma"/>
-                <w:sz w:val="18"/>
-                <w:szCs w:val="18"/>
-              </w:rPr>
-              <w:t>_sterilizer</w:t>
+              <w:t>type_sterilizer</w:t>
             </w:r>
             <w:r>
               <w:rPr>
@@ -6132,7 +5948,6 @@
                 <w:szCs w:val="18"/>
               </w:rPr>
             </w:pPr>
-            <w:proofErr w:type="gramStart"/>
             <w:r>
               <w:t>{{</w:t>
             </w:r>
@@ -6145,16 +5960,7 @@
                 <w:sz w:val="18"/>
                 <w:szCs w:val="18"/>
               </w:rPr>
-              <w:t>waterproof</w:t>
-            </w:r>
-            <w:proofErr w:type="gramEnd"/>
-            <w:r>
-              <w:rPr>
-                <w:rFonts w:ascii="Tahoma" w:hAnsi="Tahoma" w:cs="Tahoma"/>
-                <w:sz w:val="18"/>
-                <w:szCs w:val="18"/>
-              </w:rPr>
-              <w:t>_apron</w:t>
+              <w:t>waterproof_apron</w:t>
             </w:r>
             <w:r>
               <w:rPr>
@@ -6273,7 +6079,6 @@
                 <w:szCs w:val="18"/>
               </w:rPr>
             </w:pPr>
-            <w:proofErr w:type="gramStart"/>
             <w:r>
               <w:t>{{</w:t>
             </w:r>
@@ -6288,7 +6093,6 @@
               </w:rPr>
               <w:t>gloves</w:t>
             </w:r>
-            <w:proofErr w:type="gramEnd"/>
             <w:r>
               <w:rPr>
                 <w:rFonts w:ascii="Tahoma" w:hAnsi="Tahoma" w:cs="Tahoma"/>
@@ -6424,7 +6228,6 @@
                 <w:szCs w:val="18"/>
               </w:rPr>
             </w:pPr>
-            <w:proofErr w:type="gramStart"/>
             <w:r>
               <w:t>{{</w:t>
             </w:r>
@@ -6437,16 +6240,7 @@
                 <w:sz w:val="18"/>
                 <w:szCs w:val="18"/>
               </w:rPr>
-              <w:t>dust</w:t>
-            </w:r>
-            <w:proofErr w:type="gramEnd"/>
-            <w:r>
-              <w:rPr>
-                <w:rFonts w:ascii="Tahoma" w:hAnsi="Tahoma" w:cs="Tahoma"/>
-                <w:sz w:val="18"/>
-                <w:szCs w:val="18"/>
-              </w:rPr>
-              <w:t>_mask</w:t>
+              <w:t>dust_mask</w:t>
             </w:r>
             <w:r>
               <w:rPr>
@@ -6655,7 +6449,6 @@
                 <w:szCs w:val="18"/>
               </w:rPr>
             </w:pPr>
-            <w:proofErr w:type="gramStart"/>
             <w:r>
               <w:t>{{</w:t>
             </w:r>
@@ -6668,16 +6461,7 @@
                 <w:sz w:val="18"/>
                 <w:szCs w:val="18"/>
               </w:rPr>
-              <w:t>plastic</w:t>
-            </w:r>
-            <w:proofErr w:type="gramEnd"/>
-            <w:r>
-              <w:rPr>
-                <w:rFonts w:ascii="Tahoma" w:hAnsi="Tahoma" w:cs="Tahoma"/>
-                <w:sz w:val="18"/>
-                <w:szCs w:val="18"/>
-              </w:rPr>
-              <w:t>_</w:t>
+              <w:t>plastic_</w:t>
             </w:r>
             <w:r>
               <w:rPr>
@@ -6939,7 +6723,6 @@
                 <w:szCs w:val="18"/>
               </w:rPr>
             </w:pPr>
-            <w:proofErr w:type="gramStart"/>
             <w:r>
               <w:t>{{</w:t>
             </w:r>
@@ -6952,16 +6735,7 @@
                 <w:sz w:val="18"/>
                 <w:szCs w:val="18"/>
               </w:rPr>
-              <w:t>adequate</w:t>
-            </w:r>
-            <w:proofErr w:type="gramEnd"/>
-            <w:r>
-              <w:rPr>
-                <w:rFonts w:ascii="Tahoma" w:hAnsi="Tahoma" w:cs="Tahoma"/>
-                <w:sz w:val="18"/>
-                <w:szCs w:val="18"/>
-              </w:rPr>
-              <w:t>_towels</w:t>
+              <w:t>adequate_towels</w:t>
             </w:r>
             <w:r>
               <w:rPr>
@@ -7090,7 +6864,6 @@
                 <w:szCs w:val="18"/>
               </w:rPr>
             </w:pPr>
-            <w:proofErr w:type="gramStart"/>
             <w:r>
               <w:t>{{</w:t>
             </w:r>
@@ -7105,7 +6878,6 @@
               </w:rPr>
               <w:t>laundry</w:t>
             </w:r>
-            <w:proofErr w:type="gramEnd"/>
             <w:r>
               <w:rPr>
                 <w:rFonts w:ascii="Tahoma" w:hAnsi="Tahoma" w:cs="Tahoma"/>
@@ -7241,7 +7013,6 @@
                 <w:szCs w:val="18"/>
               </w:rPr>
             </w:pPr>
-            <w:proofErr w:type="gramStart"/>
             <w:r>
               <w:t>{{</w:t>
             </w:r>
@@ -7254,16 +7025,7 @@
                 <w:sz w:val="18"/>
                 <w:szCs w:val="18"/>
               </w:rPr>
-              <w:t>no</w:t>
-            </w:r>
-            <w:proofErr w:type="gramEnd"/>
-            <w:r>
-              <w:rPr>
-                <w:rFonts w:ascii="Tahoma" w:hAnsi="Tahoma" w:cs="Tahoma"/>
-                <w:sz w:val="18"/>
-                <w:szCs w:val="18"/>
-              </w:rPr>
-              <w:t>_animals</w:t>
+              <w:t>no_animals</w:t>
             </w:r>
             <w:r>
               <w:rPr>
@@ -7596,7 +7358,6 @@
                 <w:szCs w:val="18"/>
               </w:rPr>
             </w:pPr>
-            <w:proofErr w:type="gramStart"/>
             <w:r>
               <w:t>{{</w:t>
             </w:r>
@@ -7611,7 +7372,6 @@
               </w:rPr>
               <w:t>beverages</w:t>
             </w:r>
-            <w:proofErr w:type="gramEnd"/>
             <w:r>
               <w:rPr>
                 <w:rFonts w:ascii="Tahoma" w:hAnsi="Tahoma" w:cs="Tahoma"/>
@@ -7737,7 +7497,6 @@
                 <w:szCs w:val="18"/>
               </w:rPr>
             </w:pPr>
-            <w:proofErr w:type="gramStart"/>
             <w:r>
               <w:t>{{</w:t>
             </w:r>
@@ -7750,16 +7509,7 @@
                 <w:sz w:val="18"/>
                 <w:szCs w:val="18"/>
               </w:rPr>
-              <w:t>single</w:t>
-            </w:r>
-            <w:proofErr w:type="gramEnd"/>
-            <w:r>
-              <w:rPr>
-                <w:rFonts w:ascii="Tahoma" w:hAnsi="Tahoma" w:cs="Tahoma"/>
-                <w:sz w:val="18"/>
-                <w:szCs w:val="18"/>
-              </w:rPr>
-              <w:t>_bowl</w:t>
+              <w:t>single_bowl</w:t>
             </w:r>
             <w:r>
               <w:rPr>
@@ -7878,7 +7628,6 @@
                 <w:szCs w:val="18"/>
               </w:rPr>
             </w:pPr>
-            <w:proofErr w:type="gramStart"/>
             <w:r>
               <w:t>{{</w:t>
             </w:r>
@@ -7891,16 +7640,7 @@
                 <w:sz w:val="18"/>
                 <w:szCs w:val="18"/>
               </w:rPr>
-              <w:t>no</w:t>
-            </w:r>
-            <w:proofErr w:type="gramEnd"/>
-            <w:r>
-              <w:rPr>
-                <w:rFonts w:ascii="Tahoma" w:hAnsi="Tahoma" w:cs="Tahoma"/>
-                <w:sz w:val="18"/>
-                <w:szCs w:val="18"/>
-              </w:rPr>
-              <w:t>_food</w:t>
+              <w:t>no_food</w:t>
             </w:r>
             <w:r>
               <w:rPr>
@@ -8019,7 +7759,6 @@
                 <w:szCs w:val="18"/>
               </w:rPr>
             </w:pPr>
-            <w:proofErr w:type="gramStart"/>
             <w:r>
               <w:t>{{</w:t>
             </w:r>
@@ -8032,16 +7771,7 @@
                 <w:sz w:val="18"/>
                 <w:szCs w:val="18"/>
               </w:rPr>
-              <w:t>no</w:t>
-            </w:r>
-            <w:proofErr w:type="gramEnd"/>
-            <w:r>
-              <w:rPr>
-                <w:rFonts w:ascii="Tahoma" w:hAnsi="Tahoma" w:cs="Tahoma"/>
-                <w:sz w:val="18"/>
-                <w:szCs w:val="18"/>
-              </w:rPr>
-              <w:t>_sleeping</w:t>
+              <w:t>no_sleeping</w:t>
             </w:r>
             <w:r>
               <w:rPr>
@@ -8348,7 +8078,6 @@
                 <w:szCs w:val="18"/>
               </w:rPr>
             </w:pPr>
-            <w:proofErr w:type="gramStart"/>
             <w:r>
               <w:t>{{</w:t>
             </w:r>
@@ -8361,16 +8090,7 @@
                 <w:sz w:val="18"/>
                 <w:szCs w:val="18"/>
               </w:rPr>
-              <w:t>wash</w:t>
-            </w:r>
-            <w:proofErr w:type="gramEnd"/>
-            <w:r>
-              <w:rPr>
-                <w:rFonts w:ascii="Tahoma" w:hAnsi="Tahoma" w:cs="Tahoma"/>
-                <w:sz w:val="18"/>
-                <w:szCs w:val="18"/>
-              </w:rPr>
-              <w:t>_management</w:t>
+              <w:t>wash_management</w:t>
             </w:r>
             <w:r>
               <w:rPr>
@@ -8481,7 +8201,6 @@
                 <w:szCs w:val="18"/>
               </w:rPr>
             </w:pPr>
-            <w:proofErr w:type="gramStart"/>
             <w:r>
               <w:t>{{</w:t>
             </w:r>
@@ -8494,16 +8213,7 @@
                 <w:sz w:val="18"/>
                 <w:szCs w:val="18"/>
               </w:rPr>
-              <w:t>labeleld</w:t>
-            </w:r>
-            <w:proofErr w:type="gramEnd"/>
-            <w:r>
-              <w:rPr>
-                <w:rFonts w:ascii="Tahoma" w:hAnsi="Tahoma" w:cs="Tahoma"/>
-                <w:sz w:val="18"/>
-                <w:szCs w:val="18"/>
-              </w:rPr>
-              <w:t>_health</w:t>
+              <w:t>labeleld_health</w:t>
             </w:r>
             <w:r>
               <w:rPr>
@@ -8821,7 +8531,6 @@
                 <w:szCs w:val="18"/>
               </w:rPr>
             </w:pPr>
-            <w:proofErr w:type="gramStart"/>
             <w:r>
               <w:t>{{</w:t>
             </w:r>
@@ -8834,16 +8543,7 @@
                 <w:sz w:val="18"/>
                 <w:szCs w:val="18"/>
               </w:rPr>
-              <w:t>health</w:t>
-            </w:r>
-            <w:proofErr w:type="gramEnd"/>
-            <w:r>
-              <w:rPr>
-                <w:rFonts w:ascii="Tahoma" w:hAnsi="Tahoma" w:cs="Tahoma"/>
-                <w:sz w:val="18"/>
-                <w:szCs w:val="18"/>
-              </w:rPr>
-              <w:t>_care01</w:t>
+              <w:t>health_care01</w:t>
             </w:r>
             <w:r>
               <w:rPr>
@@ -8958,7 +8658,6 @@
                 <w:szCs w:val="18"/>
               </w:rPr>
             </w:pPr>
-            <w:proofErr w:type="gramStart"/>
             <w:r>
               <w:t>{{</w:t>
             </w:r>
@@ -8973,7 +8672,6 @@
               </w:rPr>
               <w:t>disposed</w:t>
             </w:r>
-            <w:proofErr w:type="gramEnd"/>
             <w:r>
               <w:rPr>
                 <w:rFonts w:ascii="Tahoma" w:hAnsi="Tahoma" w:cs="Tahoma"/>
@@ -9217,7 +8915,6 @@
                 <w:szCs w:val="18"/>
               </w:rPr>
             </w:pPr>
-            <w:proofErr w:type="gramStart"/>
             <w:r>
               <w:t>{{</w:t>
             </w:r>
@@ -9230,16 +8927,7 @@
                 <w:sz w:val="18"/>
                 <w:szCs w:val="18"/>
               </w:rPr>
-              <w:t>isnpect</w:t>
-            </w:r>
-            <w:proofErr w:type="gramEnd"/>
-            <w:r>
-              <w:rPr>
-                <w:rFonts w:ascii="Tahoma" w:hAnsi="Tahoma" w:cs="Tahoma"/>
-                <w:sz w:val="18"/>
-                <w:szCs w:val="18"/>
-              </w:rPr>
-              <w:t>_records</w:t>
+              <w:t>isnpect_records</w:t>
             </w:r>
             <w:r>
               <w:rPr>
@@ -9654,7 +9342,6 @@
                 <w:szCs w:val="18"/>
               </w:rPr>
             </w:pPr>
-            <w:proofErr w:type="gramStart"/>
             <w:r>
               <w:t>{{</w:t>
             </w:r>
@@ -9667,16 +9354,7 @@
                 <w:sz w:val="18"/>
                 <w:szCs w:val="18"/>
               </w:rPr>
-              <w:t>must</w:t>
-            </w:r>
-            <w:proofErr w:type="gramEnd"/>
-            <w:r>
-              <w:rPr>
-                <w:rFonts w:ascii="Tahoma" w:hAnsi="Tahoma" w:cs="Tahoma"/>
-                <w:sz w:val="18"/>
-                <w:szCs w:val="18"/>
-              </w:rPr>
-              <w:t>_contain</w:t>
+              <w:t>must_contain</w:t>
             </w:r>
             <w:r>
               <w:rPr>
@@ -9806,7 +9484,6 @@
                 <w:szCs w:val="18"/>
               </w:rPr>
             </w:pPr>
-            <w:proofErr w:type="gramStart"/>
             <w:r>
               <w:t>{{</w:t>
             </w:r>
@@ -9819,16 +9496,7 @@
                 <w:sz w:val="18"/>
                 <w:szCs w:val="18"/>
               </w:rPr>
-              <w:t>clearly</w:t>
-            </w:r>
-            <w:proofErr w:type="gramEnd"/>
-            <w:r>
-              <w:rPr>
-                <w:rFonts w:ascii="Tahoma" w:hAnsi="Tahoma" w:cs="Tahoma"/>
-                <w:sz w:val="18"/>
-                <w:szCs w:val="18"/>
-              </w:rPr>
-              <w:t>_labelled</w:t>
+              <w:t>clearly_labelled</w:t>
             </w:r>
             <w:r>
               <w:rPr>
@@ -9957,7 +9625,6 @@
                 <w:szCs w:val="18"/>
               </w:rPr>
             </w:pPr>
-            <w:proofErr w:type="gramStart"/>
             <w:r>
               <w:t>{{</w:t>
             </w:r>
@@ -9970,16 +9637,7 @@
                 <w:sz w:val="18"/>
                 <w:szCs w:val="18"/>
               </w:rPr>
-              <w:t>health</w:t>
-            </w:r>
-            <w:proofErr w:type="gramEnd"/>
-            <w:r>
-              <w:rPr>
-                <w:rFonts w:ascii="Tahoma" w:hAnsi="Tahoma" w:cs="Tahoma"/>
-                <w:sz w:val="18"/>
-                <w:szCs w:val="18"/>
-              </w:rPr>
-              <w:t>_care_risk</w:t>
+              <w:t>health_care_risk</w:t>
             </w:r>
             <w:r>
               <w:rPr>
@@ -10108,7 +9766,6 @@
                 <w:szCs w:val="18"/>
               </w:rPr>
             </w:pPr>
-            <w:proofErr w:type="gramStart"/>
             <w:r>
               <w:t>{{</w:t>
             </w:r>
@@ -10121,16 +9778,7 @@
                 <w:sz w:val="18"/>
                 <w:szCs w:val="18"/>
               </w:rPr>
-              <w:t>isnpect</w:t>
-            </w:r>
-            <w:proofErr w:type="gramEnd"/>
-            <w:r>
-              <w:rPr>
-                <w:rFonts w:ascii="Tahoma" w:hAnsi="Tahoma" w:cs="Tahoma"/>
-                <w:sz w:val="18"/>
-                <w:szCs w:val="18"/>
-              </w:rPr>
-              <w:t>_records</w:t>
+              <w:t>isnpect_records</w:t>
             </w:r>
             <w:r>
               <w:rPr>
@@ -10399,7 +10047,6 @@
                 <w:szCs w:val="18"/>
               </w:rPr>
             </w:pPr>
-            <w:proofErr w:type="gramStart"/>
             <w:r>
               <w:t>{{</w:t>
             </w:r>
@@ -10412,16 +10059,7 @@
                 <w:sz w:val="18"/>
                 <w:szCs w:val="18"/>
               </w:rPr>
-              <w:t>health</w:t>
-            </w:r>
-            <w:proofErr w:type="gramEnd"/>
-            <w:r>
-              <w:rPr>
-                <w:rFonts w:ascii="Tahoma" w:hAnsi="Tahoma" w:cs="Tahoma"/>
-                <w:sz w:val="18"/>
-                <w:szCs w:val="18"/>
-              </w:rPr>
-              <w:t>_info</w:t>
+              <w:t>health_info</w:t>
             </w:r>
             <w:r>
               <w:rPr>
@@ -10551,7 +10189,6 @@
                 <w:szCs w:val="18"/>
               </w:rPr>
             </w:pPr>
-            <w:proofErr w:type="gramStart"/>
             <w:r>
               <w:t>{{</w:t>
             </w:r>
@@ -10564,16 +10201,7 @@
                 <w:sz w:val="18"/>
                 <w:szCs w:val="18"/>
               </w:rPr>
-              <w:t>easily</w:t>
-            </w:r>
-            <w:proofErr w:type="gramEnd"/>
-            <w:r>
-              <w:rPr>
-                <w:rFonts w:ascii="Tahoma" w:hAnsi="Tahoma" w:cs="Tahoma"/>
-                <w:sz w:val="18"/>
-                <w:szCs w:val="18"/>
-              </w:rPr>
-              <w:t>_accessible</w:t>
+              <w:t>easily_accessible</w:t>
             </w:r>
             <w:r>
               <w:rPr>
@@ -10702,7 +10330,6 @@
                 <w:szCs w:val="18"/>
               </w:rPr>
             </w:pPr>
-            <w:proofErr w:type="gramStart"/>
             <w:r>
               <w:t>{{</w:t>
             </w:r>
@@ -10715,16 +10342,7 @@
                 <w:sz w:val="18"/>
                 <w:szCs w:val="18"/>
               </w:rPr>
-              <w:t>protective</w:t>
-            </w:r>
-            <w:proofErr w:type="gramEnd"/>
-            <w:r>
-              <w:rPr>
-                <w:rFonts w:ascii="Tahoma" w:hAnsi="Tahoma" w:cs="Tahoma"/>
-                <w:sz w:val="18"/>
-                <w:szCs w:val="18"/>
-              </w:rPr>
-              <w:t>_eye_wear</w:t>
+              <w:t>protective_eye_wear</w:t>
             </w:r>
             <w:r>
               <w:rPr>
@@ -10853,7 +10471,6 @@
                 <w:szCs w:val="18"/>
               </w:rPr>
             </w:pPr>
-            <w:proofErr w:type="gramStart"/>
             <w:r>
               <w:t>{{</w:t>
             </w:r>
@@ -10866,16 +10483,7 @@
                 <w:sz w:val="18"/>
                 <w:szCs w:val="18"/>
               </w:rPr>
-              <w:t>disinfectant</w:t>
-            </w:r>
-            <w:proofErr w:type="gramEnd"/>
-            <w:r>
-              <w:rPr>
-                <w:rFonts w:ascii="Tahoma" w:hAnsi="Tahoma" w:cs="Tahoma"/>
-                <w:sz w:val="18"/>
-                <w:szCs w:val="18"/>
-              </w:rPr>
-              <w:t>_used</w:t>
+              <w:t>disinfectant_used</w:t>
             </w:r>
             <w:r>
               <w:rPr>
@@ -11005,7 +10613,6 @@
                 <w:szCs w:val="18"/>
               </w:rPr>
             </w:pPr>
-            <w:proofErr w:type="gramStart"/>
             <w:r>
               <w:t>{{</w:t>
             </w:r>
@@ -11018,16 +10625,7 @@
                 <w:sz w:val="18"/>
                 <w:szCs w:val="18"/>
               </w:rPr>
-              <w:t>disinfectant</w:t>
-            </w:r>
-            <w:proofErr w:type="gramEnd"/>
-            <w:r>
-              <w:rPr>
-                <w:rFonts w:ascii="Tahoma" w:hAnsi="Tahoma" w:cs="Tahoma"/>
-                <w:sz w:val="18"/>
-                <w:szCs w:val="18"/>
-              </w:rPr>
-              <w:t>1</w:t>
+              <w:t>disinfectant1</w:t>
             </w:r>
             <w:r>
               <w:rPr>
@@ -11140,43 +10738,7 @@
                 <w:sz w:val="18"/>
                 <w:szCs w:val="18"/>
               </w:rPr>
-              <w:t xml:space="preserve">Are records kept (3 yrs) with respect to client </w:t>
-            </w:r>
-            <w:proofErr w:type="gramStart"/>
-            <w:r>
-              <w:rPr>
-                <w:rFonts w:ascii="Tahoma" w:hAnsi="Tahoma" w:cs="Tahoma"/>
-                <w:sz w:val="18"/>
-                <w:szCs w:val="18"/>
-              </w:rPr>
-              <w:t>information,effect</w:t>
-            </w:r>
-            <w:proofErr w:type="gramEnd"/>
-            <w:r>
-              <w:rPr>
-                <w:rFonts w:ascii="Tahoma" w:hAnsi="Tahoma" w:cs="Tahoma"/>
-                <w:sz w:val="18"/>
-                <w:szCs w:val="18"/>
-              </w:rPr>
-              <w:t xml:space="preserve"> of </w:t>
-            </w:r>
-            <w:proofErr w:type="gramStart"/>
-            <w:r>
-              <w:rPr>
-                <w:rFonts w:ascii="Tahoma" w:hAnsi="Tahoma" w:cs="Tahoma"/>
-                <w:sz w:val="18"/>
-                <w:szCs w:val="18"/>
-              </w:rPr>
-              <w:t>sunbed,maintenance</w:t>
-            </w:r>
-            <w:proofErr w:type="gramEnd"/>
-            <w:r>
-              <w:rPr>
-                <w:rFonts w:ascii="Tahoma" w:hAnsi="Tahoma" w:cs="Tahoma"/>
-                <w:sz w:val="18"/>
-                <w:szCs w:val="18"/>
-              </w:rPr>
-              <w:t xml:space="preserve"> &amp; service plan.</w:t>
+              <w:t>Are records kept (3 yrs) with respect to client information,effect of sunbed,maintenance &amp; service plan.</w:t>
             </w:r>
           </w:p>
         </w:tc>
@@ -11193,7 +10755,6 @@
                 <w:szCs w:val="18"/>
               </w:rPr>
             </w:pPr>
-            <w:proofErr w:type="gramStart"/>
             <w:r>
               <w:t>{{</w:t>
             </w:r>
@@ -11206,16 +10767,7 @@
                 <w:sz w:val="18"/>
                 <w:szCs w:val="18"/>
               </w:rPr>
-              <w:t>records</w:t>
-            </w:r>
-            <w:proofErr w:type="gramEnd"/>
-            <w:r>
-              <w:rPr>
-                <w:rFonts w:ascii="Tahoma" w:hAnsi="Tahoma" w:cs="Tahoma"/>
-                <w:sz w:val="18"/>
-                <w:szCs w:val="18"/>
-              </w:rPr>
-              <w:t>_kept</w:t>
+              <w:t>records_kept</w:t>
             </w:r>
             <w:r>
               <w:rPr>
@@ -11517,7 +11069,6 @@
                 <w:szCs w:val="18"/>
               </w:rPr>
             </w:pPr>
-            <w:proofErr w:type="gramStart"/>
             <w:r>
               <w:t>{{</w:t>
             </w:r>
@@ -11530,16 +11081,7 @@
                 <w:sz w:val="18"/>
                 <w:szCs w:val="18"/>
               </w:rPr>
-              <w:t>non</w:t>
-            </w:r>
-            <w:proofErr w:type="gramEnd"/>
-            <w:r>
-              <w:rPr>
-                <w:rFonts w:ascii="Tahoma" w:hAnsi="Tahoma" w:cs="Tahoma"/>
-                <w:sz w:val="18"/>
-                <w:szCs w:val="18"/>
-              </w:rPr>
-              <w:t>_toxic</w:t>
+              <w:t>non_toxic</w:t>
             </w:r>
             <w:r>
               <w:rPr>
@@ -11815,25 +11357,7 @@
                 <w:sz w:val="18"/>
                 <w:szCs w:val="18"/>
               </w:rPr>
-              <w:t>Are single-</w:t>
-            </w:r>
-            <w:proofErr w:type="gramStart"/>
-            <w:r>
-              <w:rPr>
-                <w:rFonts w:ascii="Tahoma" w:hAnsi="Tahoma" w:cs="Tahoma"/>
-                <w:sz w:val="18"/>
-                <w:szCs w:val="18"/>
-              </w:rPr>
-              <w:t>use,sterile</w:t>
-            </w:r>
-            <w:proofErr w:type="gramEnd"/>
-            <w:r>
-              <w:rPr>
-                <w:rFonts w:ascii="Tahoma" w:hAnsi="Tahoma" w:cs="Tahoma"/>
-                <w:sz w:val="18"/>
-                <w:szCs w:val="18"/>
-              </w:rPr>
-              <w:t xml:space="preserve"> containers used</w:t>
+              <w:t>Are single-use,sterile containers used</w:t>
             </w:r>
           </w:p>
         </w:tc>
@@ -11850,7 +11374,6 @@
                 <w:szCs w:val="18"/>
               </w:rPr>
             </w:pPr>
-            <w:proofErr w:type="gramStart"/>
             <w:r>
               <w:t>{{</w:t>
             </w:r>
@@ -11863,16 +11386,7 @@
                 <w:sz w:val="18"/>
                 <w:szCs w:val="18"/>
               </w:rPr>
-              <w:t>sterile</w:t>
-            </w:r>
-            <w:proofErr w:type="gramEnd"/>
-            <w:r>
-              <w:rPr>
-                <w:rFonts w:ascii="Tahoma" w:hAnsi="Tahoma" w:cs="Tahoma"/>
-                <w:sz w:val="18"/>
-                <w:szCs w:val="18"/>
-              </w:rPr>
-              <w:t>_containers</w:t>
+              <w:t>sterile_containers</w:t>
             </w:r>
             <w:r>
               <w:rPr>
@@ -12010,7 +11524,6 @@
                 <w:szCs w:val="18"/>
               </w:rPr>
             </w:pPr>
-            <w:proofErr w:type="gramStart"/>
             <w:r>
               <w:t>{{</w:t>
             </w:r>
@@ -12023,16 +11536,7 @@
                 <w:sz w:val="18"/>
                 <w:szCs w:val="18"/>
               </w:rPr>
-              <w:t>stencil</w:t>
-            </w:r>
-            <w:proofErr w:type="gramEnd"/>
-            <w:r>
-              <w:rPr>
-                <w:rFonts w:ascii="Tahoma" w:hAnsi="Tahoma" w:cs="Tahoma"/>
-                <w:sz w:val="18"/>
-                <w:szCs w:val="18"/>
-              </w:rPr>
-              <w:t>_disinfected</w:t>
+              <w:t>stencil_disinfected</w:t>
             </w:r>
             <w:r>
               <w:rPr>
@@ -12163,7 +11667,6 @@
                 <w:szCs w:val="18"/>
               </w:rPr>
             </w:pPr>
-            <w:proofErr w:type="gramStart"/>
             <w:r>
               <w:t>{{</w:t>
             </w:r>
@@ -12176,16 +11679,7 @@
                 <w:sz w:val="18"/>
                 <w:szCs w:val="18"/>
               </w:rPr>
-              <w:t>stencils</w:t>
-            </w:r>
-            <w:proofErr w:type="gramEnd"/>
-            <w:r>
-              <w:rPr>
-                <w:rFonts w:ascii="Tahoma" w:hAnsi="Tahoma" w:cs="Tahoma"/>
-                <w:sz w:val="18"/>
-                <w:szCs w:val="18"/>
-              </w:rPr>
-              <w:t>_discarded</w:t>
+              <w:t>stencils_discarded</w:t>
             </w:r>
             <w:r>
               <w:rPr>
@@ -12322,7 +11816,6 @@
                 <w:szCs w:val="18"/>
               </w:rPr>
             </w:pPr>
-            <w:proofErr w:type="gramStart"/>
             <w:r>
               <w:t>{{</w:t>
             </w:r>
@@ -12335,16 +11828,7 @@
                 <w:sz w:val="18"/>
                 <w:szCs w:val="18"/>
               </w:rPr>
-              <w:t>customers</w:t>
-            </w:r>
-            <w:proofErr w:type="gramEnd"/>
-            <w:r>
-              <w:rPr>
-                <w:rFonts w:ascii="Tahoma" w:hAnsi="Tahoma" w:cs="Tahoma"/>
-                <w:sz w:val="18"/>
-                <w:szCs w:val="18"/>
-              </w:rPr>
-              <w:t>_body</w:t>
+              <w:t>customers_body</w:t>
             </w:r>
             <w:r>
               <w:rPr>
@@ -12481,7 +11965,6 @@
                 <w:szCs w:val="18"/>
               </w:rPr>
             </w:pPr>
-            <w:proofErr w:type="gramStart"/>
             <w:r>
               <w:t>{{</w:t>
             </w:r>
@@ -12494,16 +11977,7 @@
                 <w:sz w:val="18"/>
                 <w:szCs w:val="18"/>
               </w:rPr>
-              <w:t>waterproof</w:t>
-            </w:r>
-            <w:proofErr w:type="gramEnd"/>
-            <w:r>
-              <w:rPr>
-                <w:rFonts w:ascii="Tahoma" w:hAnsi="Tahoma" w:cs="Tahoma"/>
-                <w:sz w:val="18"/>
-                <w:szCs w:val="18"/>
-              </w:rPr>
-              <w:t>_aprons</w:t>
+              <w:t>waterproof_aprons</w:t>
             </w:r>
             <w:r>
               <w:rPr>
@@ -12632,7 +12106,6 @@
                 <w:szCs w:val="18"/>
               </w:rPr>
             </w:pPr>
-            <w:proofErr w:type="gramStart"/>
             <w:r>
               <w:t>{{</w:t>
             </w:r>
@@ -12645,16 +12118,7 @@
                 <w:sz w:val="18"/>
                 <w:szCs w:val="18"/>
               </w:rPr>
-              <w:t>soap</w:t>
-            </w:r>
-            <w:proofErr w:type="gramEnd"/>
-            <w:r>
-              <w:rPr>
-                <w:rFonts w:ascii="Tahoma" w:hAnsi="Tahoma" w:cs="Tahoma"/>
-                <w:sz w:val="18"/>
-                <w:szCs w:val="18"/>
-              </w:rPr>
-              <w:t>_availability</w:t>
+              <w:t>soap_availability</w:t>
             </w:r>
             <w:r>
               <w:rPr>
@@ -12791,7 +12255,6 @@
                 <w:szCs w:val="18"/>
               </w:rPr>
             </w:pPr>
-            <w:proofErr w:type="gramStart"/>
             <w:r>
               <w:t>{{</w:t>
             </w:r>
@@ -12804,16 +12267,7 @@
                 <w:sz w:val="18"/>
                 <w:szCs w:val="18"/>
               </w:rPr>
-              <w:t>storage</w:t>
-            </w:r>
-            <w:proofErr w:type="gramEnd"/>
-            <w:r>
-              <w:rPr>
-                <w:rFonts w:ascii="Tahoma" w:hAnsi="Tahoma" w:cs="Tahoma"/>
-                <w:sz w:val="18"/>
-                <w:szCs w:val="18"/>
-              </w:rPr>
-              <w:t>_facility</w:t>
+              <w:t>storage_facility</w:t>
             </w:r>
             <w:r>
               <w:rPr>
@@ -12952,7 +12406,6 @@
                 <w:szCs w:val="18"/>
               </w:rPr>
             </w:pPr>
-            <w:proofErr w:type="gramStart"/>
             <w:r>
               <w:t>{{</w:t>
             </w:r>
@@ -12965,16 +12418,7 @@
                 <w:sz w:val="18"/>
                 <w:szCs w:val="18"/>
               </w:rPr>
-              <w:t>sterilizer</w:t>
-            </w:r>
-            <w:proofErr w:type="gramEnd"/>
-            <w:r>
-              <w:rPr>
-                <w:rFonts w:ascii="Tahoma" w:hAnsi="Tahoma" w:cs="Tahoma"/>
-                <w:sz w:val="18"/>
-                <w:szCs w:val="18"/>
-              </w:rPr>
-              <w:t>_used</w:t>
+              <w:t>sterilizer_used</w:t>
             </w:r>
             <w:r>
               <w:rPr>
@@ -13111,7 +12555,6 @@
                 <w:szCs w:val="18"/>
               </w:rPr>
             </w:pPr>
-            <w:proofErr w:type="gramStart"/>
             <w:r>
               <w:t>{{</w:t>
             </w:r>
@@ -13124,16 +12567,7 @@
                 <w:sz w:val="18"/>
                 <w:szCs w:val="18"/>
               </w:rPr>
-              <w:t>good</w:t>
-            </w:r>
-            <w:proofErr w:type="gramEnd"/>
-            <w:r>
-              <w:rPr>
-                <w:rFonts w:ascii="Tahoma" w:hAnsi="Tahoma" w:cs="Tahoma"/>
-                <w:sz w:val="18"/>
-                <w:szCs w:val="18"/>
-              </w:rPr>
-              <w:t>_sanitary</w:t>
+              <w:t>good_sanitary</w:t>
             </w:r>
             <w:r>
               <w:rPr>
@@ -13455,7 +12889,6 @@
                 <w:szCs w:val="18"/>
               </w:rPr>
             </w:pPr>
-            <w:proofErr w:type="gramStart"/>
             <w:r>
               <w:rPr>
                 <w:rFonts w:ascii="Tahoma" w:hAnsi="Tahoma" w:cs="Tahoma"/>
@@ -13480,17 +12913,7 @@
                 <w:sz w:val="18"/>
                 <w:szCs w:val="18"/>
               </w:rPr>
-              <w:t>recommendations</w:t>
-            </w:r>
-            <w:proofErr w:type="gramEnd"/>
-            <w:r>
-              <w:rPr>
-                <w:rFonts w:ascii="Tahoma" w:hAnsi="Tahoma" w:cs="Tahoma"/>
-                <w:bCs/>
-                <w:sz w:val="18"/>
-                <w:szCs w:val="18"/>
-              </w:rPr>
-              <w:t xml:space="preserve">003 </w:t>
+              <w:t xml:space="preserve">recommendations003 </w:t>
             </w:r>
             <w:r>
               <w:rPr>
@@ -13631,7 +13054,6 @@
                 <w:b/>
               </w:rPr>
             </w:pPr>
-            <w:proofErr w:type="gramStart"/>
             <w:r>
               <w:rPr>
                 <w:rFonts w:ascii="Tahoma" w:hAnsi="Tahoma" w:cs="Tahoma"/>
@@ -13649,7 +13071,6 @@
               </w:rPr>
               <w:t>recomm</w:t>
             </w:r>
-            <w:proofErr w:type="gramEnd"/>
             <w:r>
               <w:rPr>
                 <w:rFonts w:ascii="Tahoma" w:hAnsi="Tahoma" w:cs="Tahoma"/>
@@ -14052,7 +13473,6 @@
               </w:rPr>
               <w:t>)039 -834 5516;(</w:t>
             </w:r>
-            <w:proofErr w:type="gramStart"/>
             <w:r>
               <w:rPr>
                 <w:rFonts w:ascii="Tahoma" w:hAnsi="Tahoma" w:cs="Tahoma"/>
@@ -14083,15 +13503,7 @@
                 <w:rFonts w:ascii="Tahoma" w:hAnsi="Tahoma" w:cs="Tahoma"/>
                 <w:i/>
               </w:rPr>
-              <w:t>telephone</w:t>
-            </w:r>
-            <w:proofErr w:type="gramEnd"/>
-            <w:r>
-              <w:rPr>
-                <w:rFonts w:ascii="Tahoma" w:hAnsi="Tahoma" w:cs="Tahoma"/>
-                <w:i/>
-              </w:rPr>
-              <w:t>_no</w:t>
+              <w:t>telephone_no</w:t>
             </w:r>
             <w:r>
               <w:rPr>
